--- a/docs/demo/AUDIT_REPORT.docx
+++ b/docs/demo/AUDIT_REPORT.docx
@@ -246,7 +246,7 @@
                 <w:i w:val="0"/>
                 <w:sz w:val="18"/>
               </w:rPr>
-              <w:t xml:space="preserve"> · 86.0 s · 1920x1080 · 30 fps · silent</w:t>
+              <w:t xml:space="preserve"> · 88.8 s · 1920x1080 · 30 fps · silent</w:t>
             </w:r>
           </w:p>
         </w:tc>
@@ -288,7 +288,7 @@
                 <w:i w:val="0"/>
                 <w:sz w:val="18"/>
               </w:rPr>
-              <w:t>2026-10-14 14:37</w:t>
+              <w:t>2026-10-14 18:56</w:t>
             </w:r>
           </w:p>
         </w:tc>
@@ -328,7 +328,7 @@
                 <w:i w:val="0"/>
                 <w:sz w:val="18"/>
               </w:rPr>
-              <w:t>62 pass · 0 fail · 1 manual (of 63 figures)</w:t>
+              <w:t>63 pass · 0 fail · 1 manual (of 64 figures)</w:t>
             </w:r>
           </w:p>
         </w:tc>
@@ -2839,7 +2839,7 @@
                 <w:i w:val="0"/>
                 <w:sz w:val="14"/>
               </w:rPr>
-              <w:t>04, 09</w:t>
+              <w:t>09</w:t>
             </w:r>
           </w:p>
         </w:tc>
@@ -3000,7 +3000,7 @@
                 <w:i w:val="0"/>
                 <w:sz w:val="14"/>
               </w:rPr>
-              <w:t>04</w:t>
+              <w:t>09</w:t>
             </w:r>
           </w:p>
         </w:tc>
@@ -4901,7 +4901,7 @@
                 <w:i w:val="0"/>
                 <w:sz w:val="14"/>
               </w:rPr>
-              <w:t>T* 187·121·218 d</w:t>
+              <w:t>calendar: 121–218 d</w:t>
             </w:r>
           </w:p>
         </w:tc>
@@ -4959,7 +4959,7 @@
                 <w:i w:val="0"/>
                 <w:sz w:val="14"/>
               </w:rPr>
-              <w:t>fixed_intervals_days</w:t>
+              <w:t>fixed_intervals_days (pump 187, compressor 121, heat exchanger 218)</w:t>
             </w:r>
           </w:p>
         </w:tc>
@@ -4978,7 +4978,7 @@
                 <w:i w:val="0"/>
                 <w:sz w:val="14"/>
               </w:rPr>
-              <w:t>-</w:t>
+              <w:t>min–max of the three intervals</w:t>
             </w:r>
           </w:p>
         </w:tc>
@@ -4997,7 +4997,7 @@
                 <w:i w:val="0"/>
                 <w:sz w:val="14"/>
               </w:rPr>
-              <w:t>direct</w:t>
+              <w:t>derived</w:t>
             </w:r>
           </w:p>
         </w:tc>
@@ -5379,7 +5379,7 @@
                 <w:i w:val="0"/>
                 <w:sz w:val="14"/>
               </w:rPr>
-              <w:t>7 policies × 5 forks</w:t>
+              <w:t>7 policies × 5 runs</w:t>
             </w:r>
           </w:p>
         </w:tc>
@@ -5440,7 +5440,7 @@
                 <w:i w:val="0"/>
                 <w:sz w:val="14"/>
               </w:rPr>
-              <w:t>distinct policies at crew 6; distinct seeds</w:t>
+              <w:t>distinct policies at crew 6; distinct seeds (forks)</w:t>
             </w:r>
           </w:p>
         </w:tc>
@@ -6821,7 +6821,7 @@
                 <w:i w:val="0"/>
                 <w:sz w:val="14"/>
               </w:rPr>
-              <w:t>fork 1 of 5</w:t>
+              <w:t>run 1 of 5</w:t>
             </w:r>
           </w:p>
         </w:tc>
@@ -7299,7 +7299,7 @@
                 <w:i w:val="0"/>
                 <w:sz w:val="14"/>
               </w:rPr>
-              <w:t>All 6 pass validate()</w:t>
+              <w:t>All 6 pass the format check (validate())</w:t>
             </w:r>
           </w:p>
         </w:tc>
@@ -8239,7 +8239,7 @@
                 <w:i w:val="0"/>
                 <w:sz w:val="11"/>
               </w:rPr>
-              <w:t>F-48</w:t>
+              <w:t>F-49</w:t>
             </w:r>
           </w:p>
         </w:tc>
@@ -8259,7 +8259,7 @@
                 <w:i w:val="0"/>
                 <w:sz w:val="14"/>
               </w:rPr>
-              <w:t>+0.47 pp</w:t>
+              <w:t>44.2</w:t>
             </w:r>
           </w:p>
         </w:tc>
@@ -8279,7 +8279,7 @@
                 <w:i w:val="0"/>
                 <w:sz w:val="14"/>
               </w:rPr>
-              <w:t>09</w:t>
+              <w:t>08, 09</w:t>
             </w:r>
           </w:p>
         </w:tc>
@@ -8300,7 +8300,7 @@
                 <w:i w:val="0"/>
                 <w:sz w:val="11"/>
               </w:rPr>
-              <w:t>outputs/results.json</w:t>
+              <w:t>outputs/results.json closed_loop</w:t>
             </w:r>
           </w:p>
         </w:tc>
@@ -8320,7 +8320,7 @@
                 <w:i w:val="0"/>
                 <w:sz w:val="14"/>
               </w:rPr>
-              <w:t>paired_gbm_minus.fixed-interval.uptime_pp_mean</w:t>
+              <w:t>gbm-sensors, crew 6, failures</w:t>
             </w:r>
           </w:p>
         </w:tc>
@@ -8402,7 +8402,7 @@
                 <w:i w:val="0"/>
                 <w:sz w:val="11"/>
               </w:rPr>
-              <w:t>F-49</w:t>
+              <w:t>F-50</w:t>
             </w:r>
           </w:p>
         </w:tc>
@@ -8421,7 +8421,7 @@
                 <w:i w:val="0"/>
                 <w:sz w:val="14"/>
               </w:rPr>
-              <w:t>44.2</w:t>
+              <w:t>calendar 111.2</w:t>
             </w:r>
           </w:p>
         </w:tc>
@@ -8479,7 +8479,7 @@
                 <w:i w:val="0"/>
                 <w:sz w:val="14"/>
               </w:rPr>
-              <w:t>gbm-sensors, crew 6, failures</w:t>
+              <w:t>fixed-interval, crew 6, failures</w:t>
             </w:r>
           </w:p>
         </w:tc>
@@ -8559,7 +8559,7 @@
                 <w:i w:val="0"/>
                 <w:sz w:val="11"/>
               </w:rPr>
-              <w:t>F-50</w:t>
+              <w:t>F-51</w:t>
             </w:r>
           </w:p>
         </w:tc>
@@ -8579,7 +8579,7 @@
                 <w:i w:val="0"/>
                 <w:sz w:val="14"/>
               </w:rPr>
-              <w:t>calendar 111.2</w:t>
+              <w:t>2.02M</w:t>
             </w:r>
           </w:p>
         </w:tc>
@@ -8599,7 +8599,7 @@
                 <w:i w:val="0"/>
                 <w:sz w:val="14"/>
               </w:rPr>
-              <w:t>08</w:t>
+              <w:t>08, 09</w:t>
             </w:r>
           </w:p>
         </w:tc>
@@ -8640,7 +8640,7 @@
                 <w:i w:val="0"/>
                 <w:sz w:val="14"/>
               </w:rPr>
-              <w:t>fixed-interval, crew 6, failures</w:t>
+              <w:t>gbm-sensors, crew 6, cost_total = 2,015,700</w:t>
             </w:r>
           </w:p>
         </w:tc>
@@ -8660,7 +8660,7 @@
                 <w:i w:val="0"/>
                 <w:sz w:val="14"/>
               </w:rPr>
-              <w:t>-</w:t>
+              <w:t>/ 1e6</w:t>
             </w:r>
           </w:p>
         </w:tc>
@@ -8722,7 +8722,7 @@
                 <w:i w:val="0"/>
                 <w:sz w:val="11"/>
               </w:rPr>
-              <w:t>F-51</w:t>
+              <w:t>F-52</w:t>
             </w:r>
           </w:p>
         </w:tc>
@@ -8741,7 +8741,7 @@
                 <w:i w:val="0"/>
                 <w:sz w:val="14"/>
               </w:rPr>
-              <w:t>2.02M</w:t>
+              <w:t>4.01M</w:t>
             </w:r>
           </w:p>
         </w:tc>
@@ -8799,7 +8799,7 @@
                 <w:i w:val="0"/>
                 <w:sz w:val="14"/>
               </w:rPr>
-              <w:t>gbm-sensors, crew 6, cost_total = 2,015,700</w:t>
+              <w:t>fixed-interval, crew 6, cost_total = 4,009,400</w:t>
             </w:r>
           </w:p>
         </w:tc>
@@ -8879,7 +8879,7 @@
                 <w:i w:val="0"/>
                 <w:sz w:val="11"/>
               </w:rPr>
-              <w:t>F-52</w:t>
+              <w:t>F-53</w:t>
             </w:r>
           </w:p>
         </w:tc>
@@ -8899,7 +8899,7 @@
                 <w:i w:val="0"/>
                 <w:sz w:val="14"/>
               </w:rPr>
-              <w:t>4.01M</w:t>
+              <w:t>68.7%</w:t>
             </w:r>
           </w:p>
         </w:tc>
@@ -8919,7 +8919,7 @@
                 <w:i w:val="0"/>
                 <w:sz w:val="14"/>
               </w:rPr>
-              <w:t>08</w:t>
+              <w:t>08, 09</w:t>
             </w:r>
           </w:p>
         </w:tc>
@@ -8960,7 +8960,7 @@
                 <w:i w:val="0"/>
                 <w:sz w:val="14"/>
               </w:rPr>
-              <w:t>fixed-interval, crew 6, cost_total = 4,009,400</w:t>
+              <w:t>gbm-sensors, crew 6, failures_caught_share</w:t>
             </w:r>
           </w:p>
         </w:tc>
@@ -8980,7 +8980,7 @@
                 <w:i w:val="0"/>
                 <w:sz w:val="14"/>
               </w:rPr>
-              <w:t>/ 1e6</w:t>
+              <w:t>x100</w:t>
             </w:r>
           </w:p>
         </w:tc>
@@ -9042,7 +9042,7 @@
                 <w:i w:val="0"/>
                 <w:sz w:val="11"/>
               </w:rPr>
-              <w:t>F-53</w:t>
+              <w:t>F-54</w:t>
             </w:r>
           </w:p>
         </w:tc>
@@ -9061,7 +9061,7 @@
                 <w:i w:val="0"/>
                 <w:sz w:val="14"/>
               </w:rPr>
-              <w:t>68.7%</w:t>
+              <w:t>median warning 7.7 days</w:t>
             </w:r>
           </w:p>
         </w:tc>
@@ -9119,7 +9119,7 @@
                 <w:i w:val="0"/>
                 <w:sz w:val="14"/>
               </w:rPr>
-              <w:t>gbm-sensors, crew 6, failures_caught_share</w:t>
+              <w:t>gbm-sensors, crew 6, median_lead_days</w:t>
             </w:r>
           </w:p>
         </w:tc>
@@ -9138,7 +9138,7 @@
                 <w:i w:val="0"/>
                 <w:sz w:val="14"/>
               </w:rPr>
-              <w:t>x100</w:t>
+              <w:t>-</w:t>
             </w:r>
           </w:p>
         </w:tc>
@@ -9199,7 +9199,7 @@
                 <w:i w:val="0"/>
                 <w:sz w:val="11"/>
               </w:rPr>
-              <w:t>F-54</w:t>
+              <w:t>F-55</w:t>
             </w:r>
           </w:p>
         </w:tc>
@@ -9219,7 +9219,7 @@
                 <w:i w:val="0"/>
                 <w:sz w:val="14"/>
               </w:rPr>
-              <w:t>median lead 7.7 days</w:t>
+              <w:t>the model beat every other real policy in all 5 runs</w:t>
             </w:r>
           </w:p>
         </w:tc>
@@ -9260,7 +9260,7 @@
                 <w:i w:val="0"/>
                 <w:sz w:val="11"/>
               </w:rPr>
-              <w:t>outputs/results.json closed_loop</w:t>
+              <w:t>outputs/results.json</w:t>
             </w:r>
           </w:p>
         </w:tc>
@@ -9280,7 +9280,7 @@
                 <w:i w:val="0"/>
                 <w:sz w:val="14"/>
               </w:rPr>
-              <w:t>gbm-sensors, crew 6, median_lead_days</w:t>
+              <w:t>paired_gbm_minus.*.seeds_gbm_better_uptime</w:t>
             </w:r>
           </w:p>
         </w:tc>
@@ -9300,7 +9300,7 @@
                 <w:i w:val="0"/>
                 <w:sz w:val="14"/>
               </w:rPr>
-              <w:t>-</w:t>
+              <w:t>all == 5</w:t>
             </w:r>
           </w:p>
         </w:tc>
@@ -9362,7 +9362,7 @@
                 <w:i w:val="0"/>
                 <w:sz w:val="11"/>
               </w:rPr>
-              <w:t>F-55</w:t>
+              <w:t>F-64</w:t>
             </w:r>
           </w:p>
         </w:tc>
@@ -9381,7 +9381,7 @@
                 <w:i w:val="0"/>
                 <w:sz w:val="14"/>
               </w:rPr>
-              <w:t>the model beat every runnable policy in all 5 forks</w:t>
+              <w:t>0.647</w:t>
             </w:r>
           </w:p>
         </w:tc>
@@ -9400,7 +9400,7 @@
                 <w:i w:val="0"/>
                 <w:sz w:val="14"/>
               </w:rPr>
-              <w:t>08</w:t>
+              <w:t>09</w:t>
             </w:r>
           </w:p>
         </w:tc>
@@ -9439,7 +9439,7 @@
                 <w:i w:val="0"/>
                 <w:sz w:val="14"/>
               </w:rPr>
-              <w:t>paired_gbm_minus.*.seeds_gbm_better_uptime</w:t>
+              <w:t>offline.policies.alarm-limits.c_index</w:t>
             </w:r>
           </w:p>
         </w:tc>
@@ -9458,7 +9458,7 @@
                 <w:i w:val="0"/>
                 <w:sz w:val="14"/>
               </w:rPr>
-              <w:t>all == 5</w:t>
+              <w:t>-</w:t>
             </w:r>
           </w:p>
         </w:tc>
@@ -9519,7 +9519,7 @@
                 <w:i w:val="0"/>
                 <w:sz w:val="11"/>
               </w:rPr>
-              <w:t>F-56</w:t>
+              <w:t>F-65</w:t>
             </w:r>
           </w:p>
         </w:tc>
@@ -9539,7 +9539,7 @@
                 <w:i w:val="0"/>
                 <w:sz w:val="14"/>
               </w:rPr>
-              <w:t>+0.30 pp</w:t>
+              <w:t>29.3%</w:t>
             </w:r>
           </w:p>
         </w:tc>
@@ -9600,7 +9600,7 @@
                 <w:i w:val="0"/>
                 <w:sz w:val="14"/>
               </w:rPr>
-              <w:t>alarm-limits uptime - fixed-interval uptime (crew 6)</w:t>
+              <w:t>cox-sensors, crew 6, failures_caught_share</w:t>
             </w:r>
           </w:p>
         </w:tc>
@@ -9620,7 +9620,7 @@
                 <w:i w:val="0"/>
                 <w:sz w:val="14"/>
               </w:rPr>
-              <w:t>(0.992978 - 0.989989) x 100 = 0.299</w:t>
+              <w:t>x100</w:t>
             </w:r>
           </w:p>
         </w:tc>
@@ -9640,7 +9640,7 @@
                 <w:i w:val="0"/>
                 <w:sz w:val="14"/>
               </w:rPr>
-              <w:t>derived</w:t>
+              <w:t>direct</w:t>
             </w:r>
           </w:p>
         </w:tc>
@@ -9682,7 +9682,7 @@
                 <w:i w:val="0"/>
                 <w:sz w:val="11"/>
               </w:rPr>
-              <w:t>F-57</w:t>
+              <w:t>F-66</w:t>
             </w:r>
           </w:p>
         </w:tc>
@@ -9701,7 +9701,7 @@
                 <w:i w:val="0"/>
                 <w:sz w:val="14"/>
               </w:rPr>
-              <w:t>+0.19 pp</w:t>
+              <w:t>59.6%</w:t>
             </w:r>
           </w:p>
         </w:tc>
@@ -9759,7 +9759,7 @@
                 <w:i w:val="0"/>
                 <w:sz w:val="14"/>
               </w:rPr>
-              <w:t>cox-sensors uptime - fixed-interval uptime (crew 6)</w:t>
+              <w:t>alarm-limits, crew 6, failures_caught_share</w:t>
             </w:r>
           </w:p>
         </w:tc>
@@ -9778,7 +9778,7 @@
                 <w:i w:val="0"/>
                 <w:sz w:val="14"/>
               </w:rPr>
-              <w:t>(0.991939 - 0.989989) x 100 = 0.195</w:t>
+              <w:t>x100</w:t>
             </w:r>
           </w:p>
         </w:tc>
@@ -9797,7 +9797,7 @@
                 <w:i w:val="0"/>
                 <w:sz w:val="14"/>
               </w:rPr>
-              <w:t>derived</w:t>
+              <w:t>direct</w:t>
             </w:r>
           </w:p>
         </w:tc>
@@ -9839,7 +9839,7 @@
                 <w:i w:val="0"/>
                 <w:sz w:val="11"/>
               </w:rPr>
-              <w:t>F-58</w:t>
+              <w:t>F-67</w:t>
             </w:r>
           </w:p>
         </w:tc>
@@ -9859,7 +9859,7 @@
                 <w:i w:val="0"/>
                 <w:sz w:val="14"/>
               </w:rPr>
-              <w:t>+0.66 pp</w:t>
+              <w:t>128.6</w:t>
             </w:r>
           </w:p>
         </w:tc>
@@ -9920,7 +9920,7 @@
                 <w:i w:val="0"/>
                 <w:sz w:val="14"/>
               </w:rPr>
-              <w:t>oracle uptime - fixed-interval uptime (crew 6)</w:t>
+              <w:t>cox-sensors, crew 6, failures</w:t>
             </w:r>
           </w:p>
         </w:tc>
@@ -9940,7 +9940,7 @@
                 <w:i w:val="0"/>
                 <w:sz w:val="14"/>
               </w:rPr>
-              <w:t>(0.996549 - 0.989989) x 100 = 0.656</w:t>
+              <w:t>-</w:t>
             </w:r>
           </w:p>
         </w:tc>
@@ -9960,7 +9960,7 @@
                 <w:i w:val="0"/>
                 <w:sz w:val="14"/>
               </w:rPr>
-              <w:t>derived</w:t>
+              <w:t>direct</w:t>
             </w:r>
           </w:p>
         </w:tc>
@@ -10002,7 +10002,7 @@
                 <w:i w:val="0"/>
                 <w:sz w:val="11"/>
               </w:rPr>
-              <w:t>F-59</w:t>
+              <w:t>F-68</w:t>
             </w:r>
           </w:p>
         </w:tc>
@@ -10021,7 +10021,7 @@
                 <w:i w:val="0"/>
                 <w:sz w:val="14"/>
               </w:rPr>
-              <w:t>38 of the 44 breakdowns left are sudden</w:t>
+              <w:t>3.40M</w:t>
             </w:r>
           </w:p>
         </w:tc>
@@ -10060,7 +10060,7 @@
                 <w:i w:val="0"/>
                 <w:sz w:val="11"/>
               </w:rPr>
-              <w:t>outputs/closed_loop_runs.csv</w:t>
+              <w:t>outputs/results.json closed_loop</w:t>
             </w:r>
           </w:p>
         </w:tc>
@@ -10079,7 +10079,7 @@
                 <w:i w:val="0"/>
                 <w:sz w:val="14"/>
               </w:rPr>
-              <w:t>gbm-sensors, crew 6: mean sudden_failures 37.6, mean failures 44.2</w:t>
+              <w:t>cox-sensors, crew 6, cost_total</w:t>
             </w:r>
           </w:p>
         </w:tc>
@@ -10098,7 +10098,7 @@
                 <w:i w:val="0"/>
                 <w:sz w:val="14"/>
               </w:rPr>
-              <w:t>rounded to whole numbers</w:t>
+              <w:t>/ 1e6</w:t>
             </w:r>
           </w:p>
         </w:tc>
@@ -10117,7 +10117,7 @@
                 <w:i w:val="0"/>
                 <w:sz w:val="14"/>
               </w:rPr>
-              <w:t>derived</w:t>
+              <w:t>direct</w:t>
             </w:r>
           </w:p>
         </w:tc>
@@ -10159,7 +10159,7 @@
                 <w:i w:val="0"/>
                 <w:sz w:val="11"/>
               </w:rPr>
-              <w:t>F-60</w:t>
+              <w:t>F-69</w:t>
             </w:r>
           </w:p>
         </w:tc>
@@ -10179,7 +10179,7 @@
                 <w:i w:val="0"/>
                 <w:sz w:val="14"/>
               </w:rPr>
-              <w:t>The model caught 1 of 189</w:t>
+              <w:t>higher uptime in all 5 runs</w:t>
             </w:r>
           </w:p>
         </w:tc>
@@ -10240,7 +10240,7 @@
                 <w:i w:val="0"/>
                 <w:sz w:val="14"/>
               </w:rPr>
-              <w:t>gbm_caught_by_mode.sudden</w:t>
+              <w:t>paired_gbm_minus.cox-sensors.seeds_gbm_better_uptime</w:t>
             </w:r>
           </w:p>
         </w:tc>
@@ -10260,7 +10260,7 @@
                 <w:i w:val="0"/>
                 <w:sz w:val="14"/>
               </w:rPr>
-              <w:t>-</w:t>
+              <w:t>== 5</w:t>
             </w:r>
           </w:p>
         </w:tc>
@@ -10322,7 +10322,7 @@
                 <w:i w:val="0"/>
                 <w:sz w:val="11"/>
               </w:rPr>
-              <w:t>F-61</w:t>
+              <w:t>F-70</w:t>
             </w:r>
           </w:p>
         </w:tc>
@@ -10341,7 +10341,7 @@
                 <w:i w:val="0"/>
                 <w:sz w:val="14"/>
               </w:rPr>
-              <w:t>MIT</w:t>
+              <w:t>Test each one in a simulated year · same plant and same random start · the crew's work orders come from the winner · PICKED</w:t>
             </w:r>
           </w:p>
         </w:tc>
@@ -10360,7 +10360,7 @@
                 <w:i w:val="0"/>
                 <w:sz w:val="14"/>
               </w:rPr>
-              <w:t>10</w:t>
+              <w:t>09</w:t>
             </w:r>
           </w:p>
         </w:tc>
@@ -10380,7 +10380,7 @@
                 <w:i w:val="0"/>
                 <w:sz w:val="11"/>
               </w:rPr>
-              <w:t>LICENSE line 1</w:t>
+              <w:t>src/predictive_maintenance/cli.py (closed_loop, build(... 'gbm-sensors')); simulate.py (run_policy); tests/test_plant.py (test_fork_gives_every_policy_the_same_future); docs/adr/0001-judge-policies-in-closed-loop.md; README design decision 'Which risk model drives the crew'</w:t>
             </w:r>
           </w:p>
         </w:tc>
@@ -10479,7 +10479,7 @@
                 <w:i w:val="0"/>
                 <w:sz w:val="11"/>
               </w:rPr>
-              <w:t>F-62</w:t>
+              <w:t>F-61</w:t>
             </w:r>
           </w:p>
         </w:tc>
@@ -10499,7 +10499,7 @@
                 <w:i w:val="0"/>
                 <w:sz w:val="14"/>
               </w:rPr>
-              <w:t>LightGBM · lifelines · closed-loop sim · Python</w:t>
+              <w:t>MIT</w:t>
             </w:r>
           </w:p>
         </w:tc>
@@ -10540,7 +10540,7 @@
                 <w:i w:val="0"/>
                 <w:sz w:val="11"/>
               </w:rPr>
-              <w:t>pyproject.toml dependencies; src/predictive_maintenance/simulate.py</w:t>
+              <w:t>LICENSE line 1</w:t>
             </w:r>
           </w:p>
         </w:tc>
@@ -10560,7 +10560,7 @@
                 <w:i w:val="0"/>
                 <w:sz w:val="14"/>
               </w:rPr>
-              <w:t>lightgbm, lifelines</w:t>
+              <w:t>-</w:t>
             </w:r>
           </w:p>
         </w:tc>
@@ -10642,6 +10642,163 @@
                 <w:i w:val="0"/>
                 <w:sz w:val="11"/>
               </w:rPr>
+              <w:t>F-62</w:t>
+            </w:r>
+          </w:p>
+        </w:tc>
+        <w:tc>
+          <w:tcPr>
+            <w:tcW w:type="dxa" w:w="1474"/>
+          </w:tcPr>
+          <w:p>
+            <w:pPr>
+              <w:spacing w:after="0"/>
+            </w:pPr>
+            <w:r/>
+            <w:r>
+              <w:rPr>
+                <w:b w:val="0"/>
+                <w:i w:val="0"/>
+                <w:sz w:val="14"/>
+              </w:rPr>
+              <w:t>LightGBM · lifelines · closed-loop sim · Python</w:t>
+            </w:r>
+          </w:p>
+        </w:tc>
+        <w:tc>
+          <w:tcPr>
+            <w:tcW w:type="dxa" w:w="624"/>
+          </w:tcPr>
+          <w:p>
+            <w:pPr>
+              <w:spacing w:after="0"/>
+            </w:pPr>
+            <w:r/>
+            <w:r>
+              <w:rPr>
+                <w:b w:val="0"/>
+                <w:i w:val="0"/>
+                <w:sz w:val="14"/>
+              </w:rPr>
+              <w:t>10</w:t>
+            </w:r>
+          </w:p>
+        </w:tc>
+        <w:tc>
+          <w:tcPr>
+            <w:tcW w:type="dxa" w:w="1701"/>
+          </w:tcPr>
+          <w:p>
+            <w:pPr>
+              <w:spacing w:after="0"/>
+            </w:pPr>
+            <w:r/>
+            <w:r>
+              <w:rPr>
+                <w:rFonts w:ascii="JetBrains Mono" w:hAnsi="JetBrains Mono" w:eastAsia="JetBrains Mono"/>
+                <w:b w:val="0"/>
+                <w:i w:val="0"/>
+                <w:sz w:val="11"/>
+              </w:rPr>
+              <w:t>pyproject.toml dependencies; src/predictive_maintenance/simulate.py</w:t>
+            </w:r>
+          </w:p>
+        </w:tc>
+        <w:tc>
+          <w:tcPr>
+            <w:tcW w:type="dxa" w:w="1644"/>
+          </w:tcPr>
+          <w:p>
+            <w:pPr>
+              <w:spacing w:after="0"/>
+            </w:pPr>
+            <w:r/>
+            <w:r>
+              <w:rPr>
+                <w:b w:val="0"/>
+                <w:i w:val="0"/>
+                <w:sz w:val="14"/>
+              </w:rPr>
+              <w:t>lightgbm, lifelines</w:t>
+            </w:r>
+          </w:p>
+        </w:tc>
+        <w:tc>
+          <w:tcPr>
+            <w:tcW w:type="dxa" w:w="1644"/>
+          </w:tcPr>
+          <w:p>
+            <w:pPr>
+              <w:spacing w:after="0"/>
+            </w:pPr>
+            <w:r/>
+            <w:r>
+              <w:rPr>
+                <w:b w:val="0"/>
+                <w:i w:val="0"/>
+                <w:sz w:val="14"/>
+              </w:rPr>
+              <w:t>-</w:t>
+            </w:r>
+          </w:p>
+        </w:tc>
+        <w:tc>
+          <w:tcPr>
+            <w:tcW w:type="dxa" w:w="850"/>
+          </w:tcPr>
+          <w:p>
+            <w:pPr>
+              <w:spacing w:after="0"/>
+            </w:pPr>
+            <w:r/>
+            <w:r>
+              <w:rPr>
+                <w:b w:val="0"/>
+                <w:i w:val="0"/>
+                <w:sz w:val="14"/>
+              </w:rPr>
+              <w:t>direct</w:t>
+            </w:r>
+          </w:p>
+        </w:tc>
+        <w:tc>
+          <w:tcPr>
+            <w:tcW w:type="dxa" w:w="1361"/>
+          </w:tcPr>
+          <w:p>
+            <w:pPr>
+              <w:spacing w:after="0"/>
+            </w:pPr>
+            <w:r/>
+            <w:r>
+              <w:rPr>
+                <w:b w:val="0"/>
+                <w:i w:val="0"/>
+                <w:sz w:val="14"/>
+              </w:rPr>
+              <w:t>✓ verified</w:t>
+            </w:r>
+          </w:p>
+        </w:tc>
+      </w:tr>
+      <w:tr>
+        <w:tc>
+          <w:tcPr>
+            <w:tcW w:type="dxa" w:w="567"/>
+            <w:shd w:val="clear" w:color="auto" w:fill="F3F4F6"/>
+          </w:tcPr>
+          <w:p>
+            <w:pPr>
+              <w:spacing w:after="0"/>
+            </w:pPr>
+            <w:r/>
+            <w:r>
+              <w:rPr>
+                <w:rFonts w:ascii="JetBrains Mono" w:hAnsi="JetBrains Mono" w:eastAsia="JetBrains Mono"/>
+                <w:b w:val="0"/>
+                <w:i w:val="0"/>
+                <w:sz w:val="11"/>
+              </w:rPr>
               <w:t>F-63</w:t>
             </w:r>
           </w:p>
@@ -10649,6 +10806,7 @@
         <w:tc>
           <w:tcPr>
             <w:tcW w:type="dxa" w:w="1474"/>
+            <w:shd w:val="clear" w:color="auto" w:fill="F3F4F6"/>
           </w:tcPr>
           <w:p>
             <w:pPr>
@@ -10668,6 +10826,7 @@
         <w:tc>
           <w:tcPr>
             <w:tcW w:type="dxa" w:w="624"/>
+            <w:shd w:val="clear" w:color="auto" w:fill="F3F4F6"/>
           </w:tcPr>
           <w:p>
             <w:pPr>
@@ -10687,6 +10846,7 @@
         <w:tc>
           <w:tcPr>
             <w:tcW w:type="dxa" w:w="1701"/>
+            <w:shd w:val="clear" w:color="auto" w:fill="F3F4F6"/>
           </w:tcPr>
           <w:p>
             <w:pPr>
@@ -10707,6 +10867,7 @@
         <w:tc>
           <w:tcPr>
             <w:tcW w:type="dxa" w:w="1644"/>
+            <w:shd w:val="clear" w:color="auto" w:fill="F3F4F6"/>
           </w:tcPr>
           <w:p>
             <w:pPr>
@@ -10726,6 +10887,7 @@
         <w:tc>
           <w:tcPr>
             <w:tcW w:type="dxa" w:w="1644"/>
+            <w:shd w:val="clear" w:color="auto" w:fill="F3F4F6"/>
           </w:tcPr>
           <w:p>
             <w:pPr>
@@ -10745,6 +10907,7 @@
         <w:tc>
           <w:tcPr>
             <w:tcW w:type="dxa" w:w="850"/>
+            <w:shd w:val="clear" w:color="auto" w:fill="F3F4F6"/>
           </w:tcPr>
           <w:p>
             <w:pPr>
@@ -10764,6 +10927,7 @@
         <w:tc>
           <w:tcPr>
             <w:tcW w:type="dxa" w:w="1361"/>
+            <w:shd w:val="clear" w:color="auto" w:fill="F3F4F6"/>
           </w:tcPr>
           <w:p>
             <w:pPr>
@@ -10792,7 +10956,7 @@
         <w:pStyle w:val="Heading2"/>
       </w:pPr>
       <w:r>
-        <w:t>2. Automated check run (2026-10-14 14:37)</w:t>
+        <w:t>2. Automated check run (2026-10-14 18:56)</w:t>
       </w:r>
     </w:p>
     <w:tbl>
@@ -13093,7 +13257,7 @@
                 <w:i w:val="0"/>
                 <w:sz w:val="12"/>
               </w:rPr>
-              <w:t>187·121·218</w:t>
+              <w:t>121–218</w:t>
             </w:r>
           </w:p>
         </w:tc>
@@ -13113,7 +13277,7 @@
                 <w:i w:val="0"/>
                 <w:sz w:val="12"/>
               </w:rPr>
-              <w:t>187·121·218</w:t>
+              <w:t>121–218</w:t>
             </w:r>
           </w:p>
         </w:tc>
@@ -13342,7 +13506,7 @@
                 <w:i w:val="0"/>
                 <w:sz w:val="12"/>
               </w:rPr>
-              <w:t>7 policies × 5 forks</w:t>
+              <w:t>7 policies × 5 runs</w:t>
             </w:r>
           </w:p>
         </w:tc>
@@ -13363,7 +13527,7 @@
                 <w:i w:val="0"/>
                 <w:sz w:val="12"/>
               </w:rPr>
-              <w:t>7 policies × 5 forks</w:t>
+              <w:t>7 policies × 5 runs</w:t>
             </w:r>
           </w:p>
         </w:tc>
@@ -14815,7 +14979,7 @@
                 <w:i w:val="0"/>
                 <w:sz w:val="12"/>
               </w:rPr>
-              <w:t>F-48</w:t>
+              <w:t>F-49</w:t>
             </w:r>
           </w:p>
         </w:tc>
@@ -14836,7 +15000,7 @@
                 <w:i w:val="0"/>
                 <w:sz w:val="12"/>
               </w:rPr>
-              <w:t>+0.47 pp</w:t>
+              <w:t>44.2</w:t>
             </w:r>
           </w:p>
         </w:tc>
@@ -14857,7 +15021,7 @@
                 <w:i w:val="0"/>
                 <w:sz w:val="12"/>
               </w:rPr>
-              <w:t>+0.47 pp</w:t>
+              <w:t>44.2</w:t>
             </w:r>
           </w:p>
         </w:tc>
@@ -14899,7 +15063,7 @@
                 <w:i w:val="0"/>
                 <w:sz w:val="12"/>
               </w:rPr>
-              <w:t>F-49</w:t>
+              <w:t>F-50</w:t>
             </w:r>
           </w:p>
         </w:tc>
@@ -14919,7 +15083,7 @@
                 <w:i w:val="0"/>
                 <w:sz w:val="12"/>
               </w:rPr>
-              <w:t>44.2</w:t>
+              <w:t>111.2</w:t>
             </w:r>
           </w:p>
         </w:tc>
@@ -14939,7 +15103,7 @@
                 <w:i w:val="0"/>
                 <w:sz w:val="12"/>
               </w:rPr>
-              <w:t>44.2</w:t>
+              <w:t>111.2</w:t>
             </w:r>
           </w:p>
         </w:tc>
@@ -14981,7 +15145,7 @@
                 <w:i w:val="0"/>
                 <w:sz w:val="12"/>
               </w:rPr>
-              <w:t>F-50</w:t>
+              <w:t>F-51</w:t>
             </w:r>
           </w:p>
         </w:tc>
@@ -15002,7 +15166,7 @@
                 <w:i w:val="0"/>
                 <w:sz w:val="12"/>
               </w:rPr>
-              <w:t>111.2</w:t>
+              <w:t>2.02M</w:t>
             </w:r>
           </w:p>
         </w:tc>
@@ -15023,7 +15187,7 @@
                 <w:i w:val="0"/>
                 <w:sz w:val="12"/>
               </w:rPr>
-              <w:t>111.2</w:t>
+              <w:t>2.02M</w:t>
             </w:r>
           </w:p>
         </w:tc>
@@ -15065,7 +15229,7 @@
                 <w:i w:val="0"/>
                 <w:sz w:val="12"/>
               </w:rPr>
-              <w:t>F-51</w:t>
+              <w:t>F-52</w:t>
             </w:r>
           </w:p>
         </w:tc>
@@ -15085,7 +15249,7 @@
                 <w:i w:val="0"/>
                 <w:sz w:val="12"/>
               </w:rPr>
-              <w:t>2.02M</w:t>
+              <w:t>4.01M</w:t>
             </w:r>
           </w:p>
         </w:tc>
@@ -15105,7 +15269,7 @@
                 <w:i w:val="0"/>
                 <w:sz w:val="12"/>
               </w:rPr>
-              <w:t>2.02M</w:t>
+              <w:t>4.01M</w:t>
             </w:r>
           </w:p>
         </w:tc>
@@ -15147,7 +15311,7 @@
                 <w:i w:val="0"/>
                 <w:sz w:val="12"/>
               </w:rPr>
-              <w:t>F-52</w:t>
+              <w:t>F-53</w:t>
             </w:r>
           </w:p>
         </w:tc>
@@ -15168,7 +15332,7 @@
                 <w:i w:val="0"/>
                 <w:sz w:val="12"/>
               </w:rPr>
-              <w:t>4.01M</w:t>
+              <w:t>68.7%</w:t>
             </w:r>
           </w:p>
         </w:tc>
@@ -15189,7 +15353,7 @@
                 <w:i w:val="0"/>
                 <w:sz w:val="12"/>
               </w:rPr>
-              <w:t>4.01M</w:t>
+              <w:t>68.7%</w:t>
             </w:r>
           </w:p>
         </w:tc>
@@ -15231,7 +15395,7 @@
                 <w:i w:val="0"/>
                 <w:sz w:val="12"/>
               </w:rPr>
-              <w:t>F-53</w:t>
+              <w:t>F-54</w:t>
             </w:r>
           </w:p>
         </w:tc>
@@ -15251,7 +15415,7 @@
                 <w:i w:val="0"/>
                 <w:sz w:val="12"/>
               </w:rPr>
-              <w:t>68.7%</w:t>
+              <w:t>7.7</w:t>
             </w:r>
           </w:p>
         </w:tc>
@@ -15271,7 +15435,7 @@
                 <w:i w:val="0"/>
                 <w:sz w:val="12"/>
               </w:rPr>
-              <w:t>68.7%</w:t>
+              <w:t>7.7</w:t>
             </w:r>
           </w:p>
         </w:tc>
@@ -15313,7 +15477,7 @@
                 <w:i w:val="0"/>
                 <w:sz w:val="12"/>
               </w:rPr>
-              <w:t>F-54</w:t>
+              <w:t>F-55</w:t>
             </w:r>
           </w:p>
         </w:tc>
@@ -15334,7 +15498,7 @@
                 <w:i w:val="0"/>
                 <w:sz w:val="12"/>
               </w:rPr>
-              <w:t>7.7</w:t>
+              <w:t>true</w:t>
             </w:r>
           </w:p>
         </w:tc>
@@ -15355,7 +15519,7 @@
                 <w:i w:val="0"/>
                 <w:sz w:val="12"/>
               </w:rPr>
-              <w:t>7.7</w:t>
+              <w:t>true</w:t>
             </w:r>
           </w:p>
         </w:tc>
@@ -15397,7 +15561,7 @@
                 <w:i w:val="0"/>
                 <w:sz w:val="12"/>
               </w:rPr>
-              <w:t>F-55</w:t>
+              <w:t>F-64</w:t>
             </w:r>
           </w:p>
         </w:tc>
@@ -15417,7 +15581,7 @@
                 <w:i w:val="0"/>
                 <w:sz w:val="12"/>
               </w:rPr>
-              <w:t>true</w:t>
+              <w:t>0.647</w:t>
             </w:r>
           </w:p>
         </w:tc>
@@ -15437,7 +15601,7 @@
                 <w:i w:val="0"/>
                 <w:sz w:val="12"/>
               </w:rPr>
-              <w:t>true</w:t>
+              <w:t>0.647</w:t>
             </w:r>
           </w:p>
         </w:tc>
@@ -15479,7 +15643,7 @@
                 <w:i w:val="0"/>
                 <w:sz w:val="12"/>
               </w:rPr>
-              <w:t>F-56</w:t>
+              <w:t>F-65</w:t>
             </w:r>
           </w:p>
         </w:tc>
@@ -15500,7 +15664,7 @@
                 <w:i w:val="0"/>
                 <w:sz w:val="12"/>
               </w:rPr>
-              <w:t>+0.30 pp</w:t>
+              <w:t>29.3%</w:t>
             </w:r>
           </w:p>
         </w:tc>
@@ -15521,7 +15685,7 @@
                 <w:i w:val="0"/>
                 <w:sz w:val="12"/>
               </w:rPr>
-              <w:t>+0.30 pp</w:t>
+              <w:t>29.3%</w:t>
             </w:r>
           </w:p>
         </w:tc>
@@ -15563,7 +15727,7 @@
                 <w:i w:val="0"/>
                 <w:sz w:val="12"/>
               </w:rPr>
-              <w:t>F-57</w:t>
+              <w:t>F-66</w:t>
             </w:r>
           </w:p>
         </w:tc>
@@ -15583,7 +15747,7 @@
                 <w:i w:val="0"/>
                 <w:sz w:val="12"/>
               </w:rPr>
-              <w:t>+0.19 pp</w:t>
+              <w:t>59.6%</w:t>
             </w:r>
           </w:p>
         </w:tc>
@@ -15603,7 +15767,7 @@
                 <w:i w:val="0"/>
                 <w:sz w:val="12"/>
               </w:rPr>
-              <w:t>+0.19 pp</w:t>
+              <w:t>59.6%</w:t>
             </w:r>
           </w:p>
         </w:tc>
@@ -15645,7 +15809,7 @@
                 <w:i w:val="0"/>
                 <w:sz w:val="12"/>
               </w:rPr>
-              <w:t>F-58</w:t>
+              <w:t>F-67</w:t>
             </w:r>
           </w:p>
         </w:tc>
@@ -15666,7 +15830,7 @@
                 <w:i w:val="0"/>
                 <w:sz w:val="12"/>
               </w:rPr>
-              <w:t>+0.66 pp</w:t>
+              <w:t>128.6</w:t>
             </w:r>
           </w:p>
         </w:tc>
@@ -15687,7 +15851,7 @@
                 <w:i w:val="0"/>
                 <w:sz w:val="12"/>
               </w:rPr>
-              <w:t>+0.66 pp</w:t>
+              <w:t>128.6</w:t>
             </w:r>
           </w:p>
         </w:tc>
@@ -15729,7 +15893,7 @@
                 <w:i w:val="0"/>
                 <w:sz w:val="12"/>
               </w:rPr>
-              <w:t>F-59</w:t>
+              <w:t>F-68</w:t>
             </w:r>
           </w:p>
         </w:tc>
@@ -15749,7 +15913,7 @@
                 <w:i w:val="0"/>
                 <w:sz w:val="12"/>
               </w:rPr>
-              <w:t>38 of 44</w:t>
+              <w:t>3.40M</w:t>
             </w:r>
           </w:p>
         </w:tc>
@@ -15769,7 +15933,7 @@
                 <w:i w:val="0"/>
                 <w:sz w:val="12"/>
               </w:rPr>
-              <w:t>38 of 44</w:t>
+              <w:t>3.40M</w:t>
             </w:r>
           </w:p>
         </w:tc>
@@ -15811,7 +15975,7 @@
                 <w:i w:val="0"/>
                 <w:sz w:val="12"/>
               </w:rPr>
-              <w:t>F-60</w:t>
+              <w:t>F-69</w:t>
             </w:r>
           </w:p>
         </w:tc>
@@ -15832,7 +15996,7 @@
                 <w:i w:val="0"/>
                 <w:sz w:val="12"/>
               </w:rPr>
-              <w:t>1 of 189</w:t>
+              <w:t>5</w:t>
             </w:r>
           </w:p>
         </w:tc>
@@ -15853,7 +16017,7 @@
                 <w:i w:val="0"/>
                 <w:sz w:val="12"/>
               </w:rPr>
-              <w:t>1 of 189</w:t>
+              <w:t>5</w:t>
             </w:r>
           </w:p>
         </w:tc>
@@ -15895,7 +16059,7 @@
                 <w:i w:val="0"/>
                 <w:sz w:val="12"/>
               </w:rPr>
-              <w:t>F-61</w:t>
+              <w:t>F-70</w:t>
             </w:r>
           </w:p>
         </w:tc>
@@ -15977,7 +16141,7 @@
                 <w:i w:val="0"/>
                 <w:sz w:val="12"/>
               </w:rPr>
-              <w:t>F-62</w:t>
+              <w:t>F-61</w:t>
             </w:r>
           </w:p>
         </w:tc>
@@ -16061,6 +16225,88 @@
                 <w:i w:val="0"/>
                 <w:sz w:val="12"/>
               </w:rPr>
+              <w:t>F-62</w:t>
+            </w:r>
+          </w:p>
+        </w:tc>
+        <w:tc>
+          <w:tcPr>
+            <w:tcW w:type="dxa" w:w="3628"/>
+          </w:tcPr>
+          <w:p>
+            <w:pPr>
+              <w:spacing w:after="0"/>
+            </w:pPr>
+            <w:r/>
+            <w:r>
+              <w:rPr>
+                <w:rFonts w:ascii="JetBrains Mono" w:hAnsi="JetBrains Mono" w:eastAsia="JetBrains Mono"/>
+                <w:b w:val="0"/>
+                <w:i w:val="0"/>
+                <w:sz w:val="12"/>
+              </w:rPr>
+              <w:t>true</w:t>
+            </w:r>
+          </w:p>
+        </w:tc>
+        <w:tc>
+          <w:tcPr>
+            <w:tcW w:type="dxa" w:w="3628"/>
+          </w:tcPr>
+          <w:p>
+            <w:pPr>
+              <w:spacing w:after="0"/>
+            </w:pPr>
+            <w:r/>
+            <w:r>
+              <w:rPr>
+                <w:rFonts w:ascii="JetBrains Mono" w:hAnsi="JetBrains Mono" w:eastAsia="JetBrains Mono"/>
+                <w:b w:val="0"/>
+                <w:i w:val="0"/>
+                <w:sz w:val="12"/>
+              </w:rPr>
+              <w:t>true</w:t>
+            </w:r>
+          </w:p>
+        </w:tc>
+        <w:tc>
+          <w:tcPr>
+            <w:tcW w:type="dxa" w:w="1814"/>
+          </w:tcPr>
+          <w:p>
+            <w:pPr>
+              <w:spacing w:after="0"/>
+            </w:pPr>
+            <w:r/>
+            <w:r>
+              <w:rPr>
+                <w:b w:val="0"/>
+                <w:i w:val="0"/>
+                <w:sz w:val="15"/>
+              </w:rPr>
+              <w:t>✓ pass</w:t>
+            </w:r>
+          </w:p>
+        </w:tc>
+      </w:tr>
+      <w:tr>
+        <w:tc>
+          <w:tcPr>
+            <w:tcW w:type="dxa" w:w="794"/>
+            <w:shd w:val="clear" w:color="auto" w:fill="F3F4F6"/>
+          </w:tcPr>
+          <w:p>
+            <w:pPr>
+              <w:spacing w:after="0"/>
+            </w:pPr>
+            <w:r/>
+            <w:r>
+              <w:rPr>
+                <w:rFonts w:ascii="JetBrains Mono" w:hAnsi="JetBrains Mono" w:eastAsia="JetBrains Mono"/>
+                <w:b w:val="0"/>
+                <w:i w:val="0"/>
+                <w:sz w:val="12"/>
+              </w:rPr>
               <w:t>F-63</w:t>
             </w:r>
           </w:p>
@@ -16068,6 +16314,7 @@
         <w:tc>
           <w:tcPr>
             <w:tcW w:type="dxa" w:w="3628"/>
+            <w:shd w:val="clear" w:color="auto" w:fill="F3F4F6"/>
           </w:tcPr>
           <w:p>
             <w:pPr>
@@ -16088,6 +16335,7 @@
         <w:tc>
           <w:tcPr>
             <w:tcW w:type="dxa" w:w="3628"/>
+            <w:shd w:val="clear" w:color="auto" w:fill="F3F4F6"/>
           </w:tcPr>
           <w:p>
             <w:pPr>
@@ -16108,6 +16356,7 @@
         <w:tc>
           <w:tcPr>
             <w:tcW w:type="dxa" w:w="1814"/>
+            <w:shd w:val="clear" w:color="auto" w:fill="F3F4F6"/>
           </w:tcPr>
           <w:p>
             <w:pPr>
@@ -16442,7 +16691,7 @@
                 <w:i w:val="0"/>
                 <w:sz w:val="15"/>
               </w:rPr>
-              <w:t>F-17, F-34, F-35, F-37, F-53, F-54, F-59, F-60</w:t>
+              <w:t>F-17, F-34, F-35, F-37, F-53, F-54</w:t>
             </w:r>
           </w:p>
         </w:tc>
@@ -16561,7 +16810,7 @@
                 <w:i w:val="0"/>
                 <w:sz w:val="15"/>
               </w:rPr>
-              <w:t>slides 05, 07, 08</w:t>
+              <w:t>slides 05, 07, 08, 09</w:t>
             </w:r>
           </w:p>
         </w:tc>
@@ -16665,7 +16914,7 @@
                 <w:i w:val="0"/>
                 <w:sz w:val="15"/>
               </w:rPr>
-              <w:t>slides 02, 05, 07, 08</w:t>
+              <w:t>slides 02, 05, 07, 08, 09</w:t>
             </w:r>
           </w:p>
         </w:tc>
@@ -16868,7 +17117,7 @@
                 <w:i w:val="0"/>
                 <w:sz w:val="15"/>
               </w:rPr>
-              <w:t>slides 08</w:t>
+              <w:t>slides 08, 09</w:t>
             </w:r>
           </w:p>
         </w:tc>
@@ -16909,7 +17158,7 @@
                 <w:i w:val="0"/>
                 <w:sz w:val="15"/>
               </w:rPr>
-              <w:t>Closed-loop evaluation: the plant is replayed to the end of the 2-year training history (2024-12-31), forked with seeds 101-105, and each policy runs 365 days from the same fork with the same random stream. Slides 08-09 show the mean of the 5 forks; slides 04 and 06 show fork 1 (seed 101).</w:t>
+              <w:t>Closed-loop evaluation: the plant is replayed to the end of the 2-year training history (2024-12-31), forked with seeds 101-105, and each policy runs 365 days from the same fork with the same random stream. Slides 08-09 show the mean of the 5 forks (called 'runs' on screen); slides 04 and 06 show fork 1 (seed 101).</w:t>
             </w:r>
           </w:p>
         </w:tc>
@@ -16948,7 +17197,7 @@
                 <w:i w:val="0"/>
                 <w:sz w:val="15"/>
               </w:rPr>
-              <w:t>F-11, F-12, F-13, F-30, F-38, F-39, F-46, F-47, F-48, F-49, F-50, F-51, F-52, F-53, F-54, F-55, F-56, F-57, F-58, F-59</w:t>
+              <w:t>F-11, F-12, F-13, F-30, F-38, F-39, F-46, F-47, F-49, F-50, F-51, F-52, F-53, F-54, F-55, F-65, F-66, F-67, F-68, F-69, F-70</w:t>
             </w:r>
           </w:p>
         </w:tc>
@@ -17051,7 +17300,7 @@
                 <w:i w:val="0"/>
                 <w:sz w:val="15"/>
               </w:rPr>
-              <w:t>F-16, F-17, F-37, F-43, F-53, F-60</w:t>
+              <w:t>F-16, F-17, F-37, F-43, F-53, F-65, F-66</w:t>
             </w:r>
           </w:p>
         </w:tc>
@@ -17151,7 +17400,7 @@
                 <w:i w:val="0"/>
                 <w:sz w:val="15"/>
               </w:rPr>
-              <w:t>F-07, F-16, F-17, F-31, F-35, F-40, F-46, F-47, F-48, F-49, F-50, F-51, F-52, F-53, F-54, F-56, F-57, F-58, F-59</w:t>
+              <w:t>F-07, F-14, F-15, F-16, F-17, F-31, F-35, F-40, F-46, F-47, F-49, F-50, F-51, F-52, F-53, F-54, F-64, F-65, F-66, F-67, F-68</w:t>
             </w:r>
           </w:p>
         </w:tc>
@@ -17406,6 +17655,21 @@
           <w:sz w:val="18"/>
         </w:rPr>
         <w:t>Every week, the crew cannot service every machine.</w:t>
+      </w:r>
+    </w:p>
+    <w:p>
+      <w:pPr>
+        <w:spacing w:after="20"/>
+        <w:ind w:left="283"/>
+      </w:pPr>
+      <w:r>
+        <w:rPr>
+          <w:b w:val="0"/>
+          <w:i w:val="0"/>
+          <w:color w:val="4B5563"/>
+          <w:sz w:val="18"/>
+        </w:rPr>
+        <w:t>Who runs plants full of pumps and compressors, and the four problems their maintenance teams hit.</w:t>
       </w:r>
     </w:p>
     <w:p>
@@ -18019,6 +18283,21 @@
           <w:color w:val="4B5563"/>
           <w:sz w:val="18"/>
         </w:rPr>
+        <w:t>The project in one line: more machines than the crew can reach, so it has to choose.</w:t>
+      </w:r>
+    </w:p>
+    <w:p>
+      <w:pPr>
+        <w:spacing w:after="20"/>
+        <w:ind w:left="283"/>
+      </w:pPr>
+      <w:r>
+        <w:rPr>
+          <w:b w:val="0"/>
+          <w:i w:val="0"/>
+          <w:color w:val="4B5563"/>
+          <w:sz w:val="18"/>
+        </w:rPr>
         <w:t>200 machines, one crew. About 6 planned jobs a week. Which six?</w:t>
       </w:r>
     </w:p>
@@ -18035,6 +18314,21 @@
           <w:sz w:val="18"/>
         </w:rPr>
         <w:t>110 pumps · 40 compressors · 50 heat exchangers · 219,000 daily sensor readings · 130–157 breakdowns a year on the calendar</w:t>
+      </w:r>
+    </w:p>
+    <w:p>
+      <w:pPr>
+        <w:spacing w:after="20"/>
+        <w:ind w:left="283"/>
+      </w:pPr>
+      <w:r>
+        <w:rPr>
+          <w:b w:val="0"/>
+          <w:i w:val="0"/>
+          <w:color w:val="4B5563"/>
+          <w:sz w:val="18"/>
+        </w:rPr>
+        <w:t>Calendar = servicing each machine on a fixed schedule, the plant's current way.</w:t>
       </w:r>
     </w:p>
     <w:p>
@@ -18807,7 +19101,7 @@
           <w:color w:val="4B5563"/>
           <w:sz w:val="18"/>
         </w:rPr>
-        <w:t xml:space="preserve">11.3-19.3 s · composition </w:t>
+        <w:t xml:space="preserve">11.3-18.7 s · composition </w:t>
       </w:r>
       <w:r>
         <w:rPr>
@@ -18913,6 +19207,21 @@
           <w:color w:val="4B5563"/>
           <w:sz w:val="18"/>
         </w:rPr>
+        <w:t>Read left to right: watch the sensors, spot machines likely to fail soon, send the crew where it saves most.</w:t>
+      </w:r>
+    </w:p>
+    <w:p>
+      <w:pPr>
+        <w:spacing w:after="20"/>
+        <w:ind w:left="283"/>
+      </w:pPr>
+      <w:r>
+        <w:rPr>
+          <w:b w:val="0"/>
+          <w:i w:val="0"/>
+          <w:color w:val="4B5563"/>
+          <w:sz w:val="18"/>
+        </w:rPr>
         <w:t>[WHAT THE PLANT LOGS: SENSORS daily readings per machine → SERVICE LOG past jobs and breakdowns] → [EVERY WORKING DAY: RISK MODEL fails within two weeks? → WORTH A JOB? risk × cost beats job cost → CREW PLAN biggest savings first] → WORK ORDERS ✓ fewer breakdowns ✓ lower cost ✓ higher uptime</w:t>
       </w:r>
     </w:p>
@@ -19468,7 +19777,7 @@
           <w:color w:val="4B5563"/>
           <w:sz w:val="18"/>
         </w:rPr>
-        <w:t xml:space="preserve">19.3-26.3 s · composition </w:t>
+        <w:t xml:space="preserve">18.7-26.3 s · composition </w:t>
       </w:r>
       <w:r>
         <w:rPr>
@@ -19574,7 +19883,22 @@
           <w:color w:val="4B5563"/>
           <w:sz w:val="18"/>
         </w:rPr>
-        <w:t>Replay the plant to today, then fork it — every policy starts from the same plant and future</w:t>
+        <w:t>Each way of picking jobs (a policy) runs a simulated year on the same plant. Fewer breakdown ticks is better.</w:t>
+      </w:r>
+    </w:p>
+    <w:p>
+      <w:pPr>
+        <w:spacing w:after="20"/>
+        <w:ind w:left="283"/>
+      </w:pPr>
+      <w:r>
+        <w:rPr>
+          <w:b w:val="0"/>
+          <w:i w:val="0"/>
+          <w:color w:val="4B5563"/>
+          <w:sz w:val="18"/>
+        </w:rPr>
+        <w:t>Replay the plant to today, then copy it — every policy starts from the same plant and future</w:t>
       </w:r>
     </w:p>
     <w:p>
@@ -19619,7 +19943,7 @@
           <w:color w:val="4B5563"/>
           <w:sz w:val="18"/>
         </w:rPr>
-        <w:t>ONE FORK · ONE YEAR · EACH TICK = A BREAKDOWN: HISTORY → CALENDAR / ALARM LIMITS / MODEL + BREAK-EVEN</w:t>
+        <w:t>ONE COPY · ONE YEAR · EACH TICK = A BREAKDOWN: HISTORY → CALENDAR / ALARM LIMITS / MODEL + BREAK-EVEN</w:t>
       </w:r>
     </w:p>
     <w:p>
@@ -19649,7 +19973,7 @@
           <w:color w:val="4B5563"/>
           <w:sz w:val="18"/>
         </w:rPr>
-        <w:t>Ranked by C-index alone, Cox would have won (0.779 vs 0.753). In the loop it caught 29% of failures, not 69%.</w:t>
+        <w:t>On C-index, a ranking score, Cox looked best. In the loop it caught 29% of failures, not 69%.</w:t>
       </w:r>
     </w:p>
     <w:p>
@@ -20092,225 +20416,6 @@
                 <w:sz w:val="15"/>
               </w:rPr>
               <w:t>number of ticks per branch = failures for seed 101, crew 6</w:t>
-            </w:r>
-          </w:p>
-        </w:tc>
-        <w:tc>
-          <w:tcPr>
-            <w:tcW w:type="dxa" w:w="850"/>
-          </w:tcPr>
-          <w:p>
-            <w:pPr>
-              <w:spacing w:after="0"/>
-            </w:pPr>
-            <w:r/>
-            <w:r>
-              <w:rPr>
-                <w:b w:val="0"/>
-                <w:i w:val="0"/>
-                <w:sz w:val="15"/>
-              </w:rPr>
-              <w:t>✓</w:t>
-            </w:r>
-          </w:p>
-        </w:tc>
-      </w:tr>
-      <w:tr>
-        <w:tc>
-          <w:tcPr>
-            <w:tcW w:type="dxa" w:w="624"/>
-            <w:shd w:val="clear" w:color="auto" w:fill="F3F4F6"/>
-          </w:tcPr>
-          <w:p>
-            <w:pPr>
-              <w:spacing w:after="0"/>
-            </w:pPr>
-            <w:r/>
-            <w:r>
-              <w:rPr>
-                <w:rFonts w:ascii="JetBrains Mono" w:hAnsi="JetBrains Mono" w:eastAsia="JetBrains Mono"/>
-                <w:b w:val="0"/>
-                <w:i w:val="0"/>
-                <w:sz w:val="12"/>
-              </w:rPr>
-              <w:t>F-14</w:t>
-            </w:r>
-          </w:p>
-        </w:tc>
-        <w:tc>
-          <w:tcPr>
-            <w:tcW w:type="dxa" w:w="1928"/>
-            <w:shd w:val="clear" w:color="auto" w:fill="F3F4F6"/>
-          </w:tcPr>
-          <w:p>
-            <w:pPr>
-              <w:spacing w:after="0"/>
-            </w:pPr>
-            <w:r/>
-            <w:r>
-              <w:rPr>
-                <w:b w:val="0"/>
-                <w:i w:val="0"/>
-                <w:sz w:val="15"/>
-              </w:rPr>
-              <w:t>0.779</w:t>
-            </w:r>
-          </w:p>
-        </w:tc>
-        <w:tc>
-          <w:tcPr>
-            <w:tcW w:type="dxa" w:w="3402"/>
-            <w:shd w:val="clear" w:color="auto" w:fill="F3F4F6"/>
-          </w:tcPr>
-          <w:p>
-            <w:pPr>
-              <w:spacing w:after="0"/>
-            </w:pPr>
-            <w:r/>
-            <w:r>
-              <w:rPr>
-                <w:rFonts w:ascii="JetBrains Mono" w:hAnsi="JetBrains Mono" w:eastAsia="JetBrains Mono"/>
-                <w:b w:val="0"/>
-                <w:i w:val="0"/>
-                <w:sz w:val="12"/>
-              </w:rPr>
-              <w:t>outputs/results.json</w:t>
-            </w:r>
-            <w:r>
-              <w:rPr>
-                <w:b w:val="0"/>
-                <w:i w:val="0"/>
-                <w:sz w:val="15"/>
-              </w:rPr>
-              <w:t xml:space="preserve"> · offline.policies.cox-sensors.c_index</w:t>
-            </w:r>
-          </w:p>
-        </w:tc>
-        <w:tc>
-          <w:tcPr>
-            <w:tcW w:type="dxa" w:w="3061"/>
-            <w:shd w:val="clear" w:color="auto" w:fill="F3F4F6"/>
-          </w:tcPr>
-          <w:p>
-            <w:pPr>
-              <w:spacing w:after="0"/>
-            </w:pPr>
-            <w:r/>
-            <w:r>
-              <w:rPr>
-                <w:b w:val="0"/>
-                <w:i w:val="0"/>
-                <w:sz w:val="15"/>
-              </w:rPr>
-              <w:t>-</w:t>
-            </w:r>
-          </w:p>
-        </w:tc>
-        <w:tc>
-          <w:tcPr>
-            <w:tcW w:type="dxa" w:w="850"/>
-            <w:shd w:val="clear" w:color="auto" w:fill="F3F4F6"/>
-          </w:tcPr>
-          <w:p>
-            <w:pPr>
-              <w:spacing w:after="0"/>
-            </w:pPr>
-            <w:r/>
-            <w:r>
-              <w:rPr>
-                <w:b w:val="0"/>
-                <w:i w:val="0"/>
-                <w:sz w:val="15"/>
-              </w:rPr>
-              <w:t>✓</w:t>
-            </w:r>
-          </w:p>
-        </w:tc>
-      </w:tr>
-      <w:tr>
-        <w:tc>
-          <w:tcPr>
-            <w:tcW w:type="dxa" w:w="624"/>
-          </w:tcPr>
-          <w:p>
-            <w:pPr>
-              <w:spacing w:after="0"/>
-            </w:pPr>
-            <w:r/>
-            <w:r>
-              <w:rPr>
-                <w:rFonts w:ascii="JetBrains Mono" w:hAnsi="JetBrains Mono" w:eastAsia="JetBrains Mono"/>
-                <w:b w:val="0"/>
-                <w:i w:val="0"/>
-                <w:sz w:val="12"/>
-              </w:rPr>
-              <w:t>F-15</w:t>
-            </w:r>
-          </w:p>
-        </w:tc>
-        <w:tc>
-          <w:tcPr>
-            <w:tcW w:type="dxa" w:w="1928"/>
-          </w:tcPr>
-          <w:p>
-            <w:pPr>
-              <w:spacing w:after="0"/>
-            </w:pPr>
-            <w:r/>
-            <w:r>
-              <w:rPr>
-                <w:b w:val="0"/>
-                <w:i w:val="0"/>
-                <w:sz w:val="15"/>
-              </w:rPr>
-              <w:t>0.753</w:t>
-            </w:r>
-          </w:p>
-        </w:tc>
-        <w:tc>
-          <w:tcPr>
-            <w:tcW w:type="dxa" w:w="3402"/>
-          </w:tcPr>
-          <w:p>
-            <w:pPr>
-              <w:spacing w:after="0"/>
-            </w:pPr>
-            <w:r/>
-            <w:r>
-              <w:rPr>
-                <w:rFonts w:ascii="JetBrains Mono" w:hAnsi="JetBrains Mono" w:eastAsia="JetBrains Mono"/>
-                <w:b w:val="0"/>
-                <w:i w:val="0"/>
-                <w:sz w:val="12"/>
-              </w:rPr>
-              <w:t>outputs/results.json</w:t>
-            </w:r>
-            <w:r>
-              <w:rPr>
-                <w:b w:val="0"/>
-                <w:i w:val="0"/>
-                <w:sz w:val="15"/>
-              </w:rPr>
-              <w:t xml:space="preserve"> · offline.policies.gbm-sensors.c_index</w:t>
-            </w:r>
-          </w:p>
-        </w:tc>
-        <w:tc>
-          <w:tcPr>
-            <w:tcW w:type="dxa" w:w="3061"/>
-          </w:tcPr>
-          <w:p>
-            <w:pPr>
-              <w:spacing w:after="0"/>
-            </w:pPr>
-            <w:r/>
-            <w:r>
-              <w:rPr>
-                <w:b w:val="0"/>
-                <w:i w:val="0"/>
-                <w:sz w:val="15"/>
-              </w:rPr>
-              <w:t>-</w:t>
             </w:r>
           </w:p>
         </w:tc>
@@ -20603,7 +20708,7 @@
           <w:i w:val="0"/>
           <w:sz w:val="18"/>
         </w:rPr>
-        <w:t>To change this slide: Markup under #ex-b in compositions/explainer.html; ticks come from tools/inject_sheet.py (LOOP block); footnote figures are F-14..F-17.</w:t>
+        <w:t>To change this slide: Markup under #ex-b in compositions/explainer.html; ticks come from tools/inject_sheet.py (LOOP block); footnote figures are F-16, F-17.</w:t>
       </w:r>
     </w:p>
     <w:p>
@@ -20733,7 +20838,7 @@
           <w:color w:val="4B5563"/>
           <w:sz w:val="18"/>
         </w:rPr>
-        <w:t>1 SOURCES: plant.py Plant model (seed 7 · 3 years) → make data → sensor_readings.csv.gz (219,000) · assets.csv (200 machines) · maintenance_log.csv (1,005 jobs) · lives_truth.csv (eval only · 1,205)</w:t>
+        <w:t>Each box is a file in the repo. Read left to right: sensor data in, this week's work orders out.</w:t>
       </w:r>
     </w:p>
     <w:p>
@@ -20748,7 +20853,7 @@
           <w:color w:val="4B5563"/>
           <w:sz w:val="18"/>
         </w:rPr>
-        <w:t>2 FEATURES: features.py Window features (60-day window · rel · slope · sd · 26 per asset-day) · features.py Labels (fail within 14 d · observable only) · labels · lives → fit</w:t>
+        <w:t>1 SOURCES: plant.py Plant model (seed 7 · 3 years) → make data → sensor_readings .csv.gz · 219,000 · assets.csv 200 machines · maintenance_log .csv · 1,005 jobs · lives_truth.csv eval only · 1,205</w:t>
       </w:r>
     </w:p>
     <w:p>
@@ -20763,7 +20868,7 @@
           <w:color w:val="4B5563"/>
           <w:sz w:val="18"/>
         </w:rPr>
-        <w:t>3 MODELS: models.py LightGBM (p(fail ≤ 14 d) · 119 trees) · models.py Landmark Cox (same features) · config.py Set by hand (costs · budget) · models.py Weibull by type (T* 187·121·218 d · + AFT median RUL)</w:t>
+        <w:t>2 FEATURES: features.py Window features (60-day window · trend · spread · 26 per machine-day) · features.py Labels (fail within 14 d · no hidden truth) · labels · lives → fit</w:t>
       </w:r>
     </w:p>
     <w:p>
@@ -20778,7 +20883,7 @@
           <w:color w:val="4B5563"/>
           <w:sz w:val="18"/>
         </w:rPr>
-        <w:t>4 DECIDE: policy.py · CostAwareModel Break-even rule (saving = p·C_fail − C_job; &gt; 0 ? yes: propose; no: leave it running) → rank by saving → policy.py · schedule() Crew scheduler (≤ 2 a day · ≤ 6 a week · 21-day cooldown · crew this week 0..6 / 6) · other policies (alarm limits · calendar · run-to-failure · oracle) → same scheduler</w:t>
+        <w:t>3 MODELS: models.py LightGBM (odds of failing in 14 d · 119 trees) · models.py Landmark Cox (survival model, rival) · config.py Set by hand (costs · budget) · models.py Weibull by type (calendar: 121–218 d · + remaining life)</w:t>
       </w:r>
     </w:p>
     <w:p>
@@ -20793,7 +20898,7 @@
           <w:color w:val="4B5563"/>
           <w:sz w:val="18"/>
         </w:rPr>
-        <w:t>5 SERVE + JUDGE: workorders.py Work orders (JSON · validate() · p · RUL · evidence) → Planner (outside the repo · accept → CMMS) · simulate.py Closed loop (plant.step(jobs) · 7 policies × 5 forks · day 0..365 / 365) → evaluate.py Scoring (precision@budget · lead · C-index) · make run ≈ 2 min</w:t>
+        <w:t>4 DECIDE: policy.CostAwareModel Break-even rule (risk × failure cost − job cost = saving; &gt; 0 ? yes: propose; no: leave it running) → rank by saving → policy.py · schedule() Crew scheduler (≤ 2 a day · ≤ 6 a week · 21 days between jobs · crew this week 0..6 / 6) · other policies (alarm limits · calendar · run-to-failure · oracle) → same scheduler</w:t>
       </w:r>
     </w:p>
     <w:p>
@@ -20808,7 +20913,7 @@
           <w:color w:val="4B5563"/>
           <w:sz w:val="18"/>
         </w:rPr>
-        <w:t>latent failure day · evaluation only (lives_truth.csv → Scoring)</w:t>
+        <w:t>5 SERVE + JUDGE: workorders.py Work orders (JSON · validate() · risk · evidence · due) → Planner (outside the repo · approves the job) · simulate.py Closed loop (jobs change the plant · 7 policies × 5 runs · day 0..365 / 365) → evaluate.py Scoring (jobs truly needed · warning days · ranking) · make run ≈ 2 min</w:t>
       </w:r>
     </w:p>
     <w:p>
@@ -20823,7 +20928,22 @@
           <w:color w:val="4B5563"/>
           <w:sz w:val="18"/>
         </w:rPr>
-        <w:t>critical path: readings → features → p → break-even → crew → work order</w:t>
+        <w:t>hidden failure day · scoring only (lives_truth.csv → Scoring)</w:t>
+      </w:r>
+    </w:p>
+    <w:p>
+      <w:pPr>
+        <w:spacing w:after="20"/>
+        <w:ind w:left="283"/>
+      </w:pPr>
+      <w:r>
+        <w:rPr>
+          <w:b w:val="0"/>
+          <w:i w:val="0"/>
+          <w:color w:val="4B5563"/>
+          <w:sz w:val="18"/>
+        </w:rPr>
+        <w:t>main path: readings → features → risk → break-even → crew → work order</w:t>
       </w:r>
     </w:p>
     <w:p>
@@ -22218,7 +22338,7 @@
                 <w:i w:val="0"/>
                 <w:sz w:val="15"/>
               </w:rPr>
-              <w:t>T* 187·121·218 d</w:t>
+              <w:t>calendar: 121–218 d</w:t>
             </w:r>
           </w:p>
         </w:tc>
@@ -22247,7 +22367,7 @@
                 <w:i w:val="0"/>
                 <w:sz w:val="15"/>
               </w:rPr>
-              <w:t xml:space="preserve"> · fixed_intervals_days</w:t>
+              <w:t xml:space="preserve"> · fixed_intervals_days (pump 187, compressor 121, heat exchanger 218)</w:t>
             </w:r>
           </w:p>
         </w:tc>
@@ -22267,7 +22387,7 @@
                 <w:i w:val="0"/>
                 <w:sz w:val="15"/>
               </w:rPr>
-              <w:t>-</w:t>
+              <w:t>min–max of the three intervals</w:t>
             </w:r>
           </w:p>
         </w:tc>
@@ -22547,7 +22667,7 @@
                 <w:i w:val="0"/>
                 <w:sz w:val="15"/>
               </w:rPr>
-              <w:t>7 policies × 5 forks</w:t>
+              <w:t>7 policies × 5 runs</w:t>
             </w:r>
           </w:p>
         </w:tc>
@@ -22575,7 +22695,7 @@
                 <w:i w:val="0"/>
                 <w:sz w:val="15"/>
               </w:rPr>
-              <w:t xml:space="preserve"> · distinct policies at crew 6; distinct seeds</w:t>
+              <w:t xml:space="preserve"> · distinct policies at crew 6; distinct seeds (forks)</w:t>
             </w:r>
           </w:p>
         </w:tc>
@@ -23055,7 +23175,7 @@
           <w:color w:val="4B5563"/>
           <w:sz w:val="18"/>
         </w:rPr>
-        <w:t>One compressor, the morning its alert fired. — daily vibration · last 60 days · from sensor_readings.csv.gz · its own baseline: median of days −60…−15 · +52% vs its baseline · alert · 2024-12-31</w:t>
+        <w:t>One compressor, the morning its alert fired. — Purple line = its daily vibration. A rise above its own normal level is the warning sign. — daily vibration · last 60 days · from sensor_readings.csv.gz · its own baseline: median of days −60…−15 · +52% vs its baseline · alert · 2024-12-31</w:t>
       </w:r>
     </w:p>
     <w:p>
@@ -23070,7 +23190,7 @@
           <w:color w:val="4B5563"/>
           <w:sz w:val="18"/>
         </w:rPr>
-        <w:t>WORK ORDER · workorders.py CBM-2024-00001 · asset COMP-141 · U200-K-141 · p(fail in 14 d) 0.736 · evidence vibration +52% · priority · due P1 · 2025-01-03 · crew rotating-equipment</w:t>
+        <w:t>WORK ORDER · workorders.py CBM-2024-00001 · asset COMP-141 · U200-K-141 · risk of failing in 14 d 0.736 · evidence vibration +52% · priority · due P1 · 2025-01-03 · crew rotating-equipment</w:t>
       </w:r>
     </w:p>
     <w:p>
@@ -23100,7 +23220,7 @@
           <w:color w:val="4B5563"/>
           <w:sz w:val="18"/>
         </w:rPr>
-        <w:t>Same plant, same year, six policies. — closed loop · fork 1 of 5 · crew 6 jobs / week · cumulative breakdowns · day 0..365 / 365</w:t>
+        <w:t>Same plant, same year, six policies. — Breakdowns adding up over one simulated year (run 1 of 5, crew of 6 jobs a week). Lower is better. · day 0..365 / 365</w:t>
       </w:r>
     </w:p>
     <w:p>
@@ -24057,7 +24177,7 @@
                 <w:i w:val="0"/>
                 <w:sz w:val="15"/>
               </w:rPr>
-              <w:t>fork 1 of 5</w:t>
+              <w:t>run 1 of 5</w:t>
             </w:r>
           </w:p>
         </w:tc>
@@ -24325,7 +24445,22 @@
           <w:color w:val="4B5563"/>
           <w:sz w:val="18"/>
         </w:rPr>
-        <w:t>WORK ORDERS · THIS WEEK · CREW 6 / 6 — columns ORDER, ASSET, P(14D), EVIDENCE, SAVING, DUE, CREW</w:t>
+        <w:t>Each row is one job this week: the machine, its RISK of failing within 14 days, the sensor that moved, and the expected saving.</w:t>
+      </w:r>
+    </w:p>
+    <w:p>
+      <w:pPr>
+        <w:spacing w:after="20"/>
+        <w:ind w:left="283"/>
+      </w:pPr>
+      <w:r>
+        <w:rPr>
+          <w:b w:val="0"/>
+          <w:i w:val="0"/>
+          <w:color w:val="4B5563"/>
+          <w:sz w:val="18"/>
+        </w:rPr>
+        <w:t>WORK ORDERS · THIS WEEK · CREW 6 / 6 — columns ORDER, ASSET, RISK, EVIDENCE, SAVING, DUE, CREW</w:t>
       </w:r>
     </w:p>
     <w:p>
@@ -24430,7 +24565,7 @@
           <w:color w:val="4B5563"/>
           <w:sz w:val="18"/>
         </w:rPr>
-        <w:t>+ 6 more orders the following week · ✓ All 6 pass validate() · in the replay, 5 of 6 were under 14 days from failing</w:t>
+        <w:t>+ 6 more orders the following week · ✓ All 6 pass the format check · in the replay, 5 of 6 were under 14 days from failing</w:t>
       </w:r>
     </w:p>
     <w:p>
@@ -24964,7 +25099,7 @@
                 <w:i w:val="0"/>
                 <w:sz w:val="15"/>
               </w:rPr>
-              <w:t>All 6 pass validate()</w:t>
+              <w:t>All 6 pass the format check (validate())</w:t>
             </w:r>
           </w:p>
         </w:tc>
@@ -25556,7 +25691,7 @@
           <w:color w:val="4B5563"/>
           <w:sz w:val="18"/>
         </w:rPr>
-        <w:t>08 · RESULTS · CLOSED-LOOP YEAR, MEAN OF 5 FORKS</w:t>
+        <w:t>08 · RESULTS · SIMULATED YEAR, AVERAGE OF 5 RUNS</w:t>
       </w:r>
     </w:p>
     <w:p>
@@ -25572,6 +25707,21 @@
           <w:sz w:val="18"/>
         </w:rPr>
         <w:t>Fewer breakdowns, lower cost, same crew.</w:t>
+      </w:r>
+    </w:p>
+    <w:p>
+      <w:pPr>
+        <w:spacing w:after="20"/>
+        <w:ind w:left="283"/>
+      </w:pPr>
+      <w:r>
+        <w:rPr>
+          <w:b w:val="0"/>
+          <w:i w:val="0"/>
+          <w:color w:val="4B5563"/>
+          <w:sz w:val="18"/>
+        </w:rPr>
+        <w:t>The model's job list against calendar maintenance. Higher uptime, fewer breakdowns and lower cost are better.</w:t>
       </w:r>
     </w:p>
     <w:p>
@@ -25631,7 +25781,7 @@
           <w:color w:val="4B5563"/>
           <w:sz w:val="18"/>
         </w:rPr>
-        <w:t>MODEL 68.7% failures caught in time · median lead 7.7 days</w:t>
+        <w:t>MODEL 68.7% failures caught in time · median warning 7.7 days</w:t>
       </w:r>
     </w:p>
     <w:p>
@@ -25646,7 +25796,7 @@
           <w:color w:val="4B5563"/>
           <w:sz w:val="18"/>
         </w:rPr>
-        <w:t>200 machines · crew 6 jobs / week · the model beat every runnable policy in all 5 forks</w:t>
+        <w:t>200 machines · crew of 6 jobs a week · the model beat every other real policy in all 5 runs</w:t>
       </w:r>
     </w:p>
     <w:p>
@@ -26807,7 +26957,7 @@
                 <w:i w:val="0"/>
                 <w:sz w:val="15"/>
               </w:rPr>
-              <w:t>median lead 7.7 days</w:t>
+              <w:t>median warning 7.7 days</w:t>
             </w:r>
           </w:p>
         </w:tc>
@@ -26917,7 +27067,7 @@
                 <w:i w:val="0"/>
                 <w:sz w:val="15"/>
               </w:rPr>
-              <w:t>the model beat every runnable policy in all 5 forks</w:t>
+              <w:t>the model beat every other real policy in all 5 runs</w:t>
             </w:r>
           </w:p>
         </w:tc>
@@ -27051,7 +27201,7 @@
         <w:pStyle w:val="Heading3"/>
       </w:pPr>
       <w:r>
-        <w:t>Slide 09: What didn't win</w:t>
+        <w:t>Slide 09: Lesson and fix</w:t>
       </w:r>
     </w:p>
     <w:p>
@@ -27062,7 +27212,7 @@
           <w:color w:val="4B5563"/>
           <w:sz w:val="18"/>
         </w:rPr>
-        <w:t xml:space="preserve">75.8-82.0 s · composition </w:t>
+        <w:t xml:space="preserve">75.8-84.8 s · composition </w:t>
       </w:r>
       <w:r>
         <w:rPr>
@@ -27138,7 +27288,7 @@
           <w:color w:val="4B5563"/>
           <w:sz w:val="18"/>
         </w:rPr>
-        <w:t>09 · WHAT DIDN'T WIN</w:t>
+        <w:t>09 · LESSON AND FIX</w:t>
       </w:r>
     </w:p>
     <w:p>
@@ -27153,7 +27303,7 @@
           <w:color w:val="4B5563"/>
           <w:sz w:val="18"/>
         </w:rPr>
-        <w:t>Hand-set alarm limits get most of the way.</w:t>
+        <w:t>The ranking score picks the wrong model. So I test a full year.</w:t>
       </w:r>
     </w:p>
     <w:p>
@@ -27168,7 +27318,7 @@
           <w:color w:val="4B5563"/>
           <w:sz w:val="18"/>
         </w:rPr>
-        <w:t>Uptime gained over calendar maintenance, closed-loop year, mean of 5 forks</w:t>
+        <w:t>C-index = how well a model ranks machines by risk; caught = breakdowns stopped in time. Higher is better.</w:t>
       </w:r>
     </w:p>
     <w:p>
@@ -27183,7 +27333,7 @@
           <w:color w:val="4B5563"/>
           <w:sz w:val="18"/>
         </w:rPr>
-        <w:t>Alarm limits (per-sensor, set by hand) +0.30 pp · LightGBM + break-even (the model policy) +0.47 pp · Cox on sensors (best C-index, 0.779) +0.19 pp · Oracle (knows the hidden lives) +0.66 pp</w:t>
+        <w:t>THE LESSON · On the ranking score, Cox looks best · C-index, held-out third year (1.0 = perfect order) · Cox (survival model) 0.779 TRAP · LightGBM (gradient boosting) 0.753 · Alarm limits (set by hand) 0.647 · Choosing on this score would have sent Cox's job list to the crew.</w:t>
       </w:r>
     </w:p>
     <w:p>
@@ -27198,7 +27348,22 @@
           <w:color w:val="4B5563"/>
           <w:sz w:val="18"/>
         </w:rPr>
-        <w:t>Why the gap stays: 38 of the 44 breakdowns left are sudden, with no sensor warning. The model caught 1 of 189.</w:t>
+        <w:t>THE FIX, IN THE REPO · Test each one in a simulated year · Failures caught in time, crew of 6 jobs a week, 5 runs · LightGBM 68.7% PICKED · Alarm limits 59.6% · Cox 29.3% · Same plant and same random start for every model; the crew's work orders come from the winner.</w:t>
+      </w:r>
+    </w:p>
+    <w:p>
+      <w:pPr>
+        <w:spacing w:after="20"/>
+        <w:ind w:left="283"/>
+      </w:pPr>
+      <w:r>
+        <w:rPr>
+          <w:b w:val="0"/>
+          <w:i w:val="0"/>
+          <w:color w:val="4B5563"/>
+          <w:sz w:val="18"/>
+        </w:rPr>
+        <w:t>PAYOFF · LightGBM vs Cox: 44.2 vs 128.6 breakdowns a year, cost 2.02M vs 3.40M · higher uptime in all 5 runs</w:t>
       </w:r>
     </w:p>
     <w:p>
@@ -27463,7 +27628,7 @@
                 <w:i w:val="0"/>
                 <w:sz w:val="12"/>
               </w:rPr>
-              <w:t>F-48</w:t>
+              <w:t>F-15</w:t>
             </w:r>
           </w:p>
         </w:tc>
@@ -27483,7 +27648,7 @@
                 <w:i w:val="0"/>
                 <w:sz w:val="15"/>
               </w:rPr>
-              <w:t>+0.47 pp</w:t>
+              <w:t>0.753</w:t>
             </w:r>
           </w:p>
         </w:tc>
@@ -27512,7 +27677,7 @@
                 <w:i w:val="0"/>
                 <w:sz w:val="15"/>
               </w:rPr>
-              <w:t xml:space="preserve"> · paired_gbm_minus.fixed-interval.uptime_pp_mean</w:t>
+              <w:t xml:space="preserve"> · offline.policies.gbm-sensors.c_index</w:t>
             </w:r>
           </w:p>
         </w:tc>
@@ -27574,7 +27739,7 @@
                 <w:i w:val="0"/>
                 <w:sz w:val="12"/>
               </w:rPr>
-              <w:t>F-56</w:t>
+              <w:t>F-49</w:t>
             </w:r>
           </w:p>
         </w:tc>
@@ -27593,7 +27758,7 @@
                 <w:i w:val="0"/>
                 <w:sz w:val="15"/>
               </w:rPr>
-              <w:t>+0.30 pp</w:t>
+              <w:t>44.2</w:t>
             </w:r>
           </w:p>
         </w:tc>
@@ -27621,7 +27786,7 @@
                 <w:i w:val="0"/>
                 <w:sz w:val="15"/>
               </w:rPr>
-              <w:t xml:space="preserve"> · alarm-limits uptime - fixed-interval uptime (crew 6)</w:t>
+              <w:t xml:space="preserve"> · gbm-sensors, crew 6, failures</w:t>
             </w:r>
           </w:p>
         </w:tc>
@@ -27640,7 +27805,7 @@
                 <w:i w:val="0"/>
                 <w:sz w:val="15"/>
               </w:rPr>
-              <w:t>(0.992978 - 0.989989) x 100 = 0.299</w:t>
+              <w:t>-</w:t>
             </w:r>
           </w:p>
         </w:tc>
@@ -27682,7 +27847,7 @@
                 <w:i w:val="0"/>
                 <w:sz w:val="12"/>
               </w:rPr>
-              <w:t>F-57</w:t>
+              <w:t>F-51</w:t>
             </w:r>
           </w:p>
         </w:tc>
@@ -27702,7 +27867,7 @@
                 <w:i w:val="0"/>
                 <w:sz w:val="15"/>
               </w:rPr>
-              <w:t>+0.19 pp</w:t>
+              <w:t>2.02M</w:t>
             </w:r>
           </w:p>
         </w:tc>
@@ -27731,7 +27896,7 @@
                 <w:i w:val="0"/>
                 <w:sz w:val="15"/>
               </w:rPr>
-              <w:t xml:space="preserve"> · cox-sensors uptime - fixed-interval uptime (crew 6)</w:t>
+              <w:t xml:space="preserve"> · gbm-sensors, crew 6, cost_total = 2,015,700</w:t>
             </w:r>
           </w:p>
         </w:tc>
@@ -27751,7 +27916,7 @@
                 <w:i w:val="0"/>
                 <w:sz w:val="15"/>
               </w:rPr>
-              <w:t>(0.991939 - 0.989989) x 100 = 0.195</w:t>
+              <w:t>/ 1e6</w:t>
             </w:r>
           </w:p>
         </w:tc>
@@ -27793,7 +27958,7 @@
                 <w:i w:val="0"/>
                 <w:sz w:val="12"/>
               </w:rPr>
-              <w:t>F-58</w:t>
+              <w:t>F-53</w:t>
             </w:r>
           </w:p>
         </w:tc>
@@ -27812,7 +27977,7 @@
                 <w:i w:val="0"/>
                 <w:sz w:val="15"/>
               </w:rPr>
-              <w:t>+0.66 pp</w:t>
+              <w:t>68.7%</w:t>
             </w:r>
           </w:p>
         </w:tc>
@@ -27840,7 +28005,7 @@
                 <w:i w:val="0"/>
                 <w:sz w:val="15"/>
               </w:rPr>
-              <w:t xml:space="preserve"> · oracle uptime - fixed-interval uptime (crew 6)</w:t>
+              <w:t xml:space="preserve"> · gbm-sensors, crew 6, failures_caught_share</w:t>
             </w:r>
           </w:p>
         </w:tc>
@@ -27859,7 +28024,7 @@
                 <w:i w:val="0"/>
                 <w:sz w:val="15"/>
               </w:rPr>
-              <w:t>(0.996549 - 0.989989) x 100 = 0.656</w:t>
+              <w:t>x100</w:t>
             </w:r>
           </w:p>
         </w:tc>
@@ -27901,7 +28066,7 @@
                 <w:i w:val="0"/>
                 <w:sz w:val="12"/>
               </w:rPr>
-              <w:t>F-59</w:t>
+              <w:t>F-64</w:t>
             </w:r>
           </w:p>
         </w:tc>
@@ -27921,7 +28086,7 @@
                 <w:i w:val="0"/>
                 <w:sz w:val="15"/>
               </w:rPr>
-              <w:t>38 of the 44 breakdowns left are sudden</w:t>
+              <w:t>0.647</w:t>
             </w:r>
           </w:p>
         </w:tc>
@@ -27942,7 +28107,7 @@
                 <w:i w:val="0"/>
                 <w:sz w:val="12"/>
               </w:rPr>
-              <w:t>outputs/closed_loop_runs.csv</w:t>
+              <w:t>outputs/results.json</w:t>
             </w:r>
             <w:r>
               <w:rPr>
@@ -27950,7 +28115,7 @@
                 <w:i w:val="0"/>
                 <w:sz w:val="15"/>
               </w:rPr>
-              <w:t xml:space="preserve"> · gbm-sensors, crew 6: mean sudden_failures 37.6, mean failures 44.2</w:t>
+              <w:t xml:space="preserve"> · offline.policies.alarm-limits.c_index</w:t>
             </w:r>
           </w:p>
         </w:tc>
@@ -27970,7 +28135,7 @@
                 <w:i w:val="0"/>
                 <w:sz w:val="15"/>
               </w:rPr>
-              <w:t>rounded to whole numbers</w:t>
+              <w:t>-</w:t>
             </w:r>
           </w:p>
         </w:tc>
@@ -28012,7 +28177,7 @@
                 <w:i w:val="0"/>
                 <w:sz w:val="12"/>
               </w:rPr>
-              <w:t>F-60</w:t>
+              <w:t>F-65</w:t>
             </w:r>
           </w:p>
         </w:tc>
@@ -28031,7 +28196,7 @@
                 <w:i w:val="0"/>
                 <w:sz w:val="15"/>
               </w:rPr>
-              <w:t>The model caught 1 of 189</w:t>
+              <w:t>29.3%</w:t>
             </w:r>
           </w:p>
         </w:tc>
@@ -28051,6 +28216,444 @@
                 <w:i w:val="0"/>
                 <w:sz w:val="12"/>
               </w:rPr>
+              <w:t>outputs/results.json closed_loop</w:t>
+            </w:r>
+            <w:r>
+              <w:rPr>
+                <w:b w:val="0"/>
+                <w:i w:val="0"/>
+                <w:sz w:val="15"/>
+              </w:rPr>
+              <w:t xml:space="preserve"> · cox-sensors, crew 6, failures_caught_share</w:t>
+            </w:r>
+          </w:p>
+        </w:tc>
+        <w:tc>
+          <w:tcPr>
+            <w:tcW w:type="dxa" w:w="3061"/>
+          </w:tcPr>
+          <w:p>
+            <w:pPr>
+              <w:spacing w:after="0"/>
+            </w:pPr>
+            <w:r/>
+            <w:r>
+              <w:rPr>
+                <w:b w:val="0"/>
+                <w:i w:val="0"/>
+                <w:sz w:val="15"/>
+              </w:rPr>
+              <w:t>x100</w:t>
+            </w:r>
+          </w:p>
+        </w:tc>
+        <w:tc>
+          <w:tcPr>
+            <w:tcW w:type="dxa" w:w="850"/>
+          </w:tcPr>
+          <w:p>
+            <w:pPr>
+              <w:spacing w:after="0"/>
+            </w:pPr>
+            <w:r/>
+            <w:r>
+              <w:rPr>
+                <w:b w:val="0"/>
+                <w:i w:val="0"/>
+                <w:sz w:val="15"/>
+              </w:rPr>
+              <w:t>✓</w:t>
+            </w:r>
+          </w:p>
+        </w:tc>
+      </w:tr>
+      <w:tr>
+        <w:tc>
+          <w:tcPr>
+            <w:tcW w:type="dxa" w:w="624"/>
+            <w:shd w:val="clear" w:color="auto" w:fill="F3F4F6"/>
+          </w:tcPr>
+          <w:p>
+            <w:pPr>
+              <w:spacing w:after="0"/>
+            </w:pPr>
+            <w:r/>
+            <w:r>
+              <w:rPr>
+                <w:rFonts w:ascii="JetBrains Mono" w:hAnsi="JetBrains Mono" w:eastAsia="JetBrains Mono"/>
+                <w:b w:val="0"/>
+                <w:i w:val="0"/>
+                <w:sz w:val="12"/>
+              </w:rPr>
+              <w:t>F-66</w:t>
+            </w:r>
+          </w:p>
+        </w:tc>
+        <w:tc>
+          <w:tcPr>
+            <w:tcW w:type="dxa" w:w="1928"/>
+            <w:shd w:val="clear" w:color="auto" w:fill="F3F4F6"/>
+          </w:tcPr>
+          <w:p>
+            <w:pPr>
+              <w:spacing w:after="0"/>
+            </w:pPr>
+            <w:r/>
+            <w:r>
+              <w:rPr>
+                <w:b w:val="0"/>
+                <w:i w:val="0"/>
+                <w:sz w:val="15"/>
+              </w:rPr>
+              <w:t>59.6%</w:t>
+            </w:r>
+          </w:p>
+        </w:tc>
+        <w:tc>
+          <w:tcPr>
+            <w:tcW w:type="dxa" w:w="3402"/>
+            <w:shd w:val="clear" w:color="auto" w:fill="F3F4F6"/>
+          </w:tcPr>
+          <w:p>
+            <w:pPr>
+              <w:spacing w:after="0"/>
+            </w:pPr>
+            <w:r/>
+            <w:r>
+              <w:rPr>
+                <w:rFonts w:ascii="JetBrains Mono" w:hAnsi="JetBrains Mono" w:eastAsia="JetBrains Mono"/>
+                <w:b w:val="0"/>
+                <w:i w:val="0"/>
+                <w:sz w:val="12"/>
+              </w:rPr>
+              <w:t>outputs/results.json closed_loop</w:t>
+            </w:r>
+            <w:r>
+              <w:rPr>
+                <w:b w:val="0"/>
+                <w:i w:val="0"/>
+                <w:sz w:val="15"/>
+              </w:rPr>
+              <w:t xml:space="preserve"> · alarm-limits, crew 6, failures_caught_share</w:t>
+            </w:r>
+          </w:p>
+        </w:tc>
+        <w:tc>
+          <w:tcPr>
+            <w:tcW w:type="dxa" w:w="3061"/>
+            <w:shd w:val="clear" w:color="auto" w:fill="F3F4F6"/>
+          </w:tcPr>
+          <w:p>
+            <w:pPr>
+              <w:spacing w:after="0"/>
+            </w:pPr>
+            <w:r/>
+            <w:r>
+              <w:rPr>
+                <w:b w:val="0"/>
+                <w:i w:val="0"/>
+                <w:sz w:val="15"/>
+              </w:rPr>
+              <w:t>x100</w:t>
+            </w:r>
+          </w:p>
+        </w:tc>
+        <w:tc>
+          <w:tcPr>
+            <w:tcW w:type="dxa" w:w="850"/>
+            <w:shd w:val="clear" w:color="auto" w:fill="F3F4F6"/>
+          </w:tcPr>
+          <w:p>
+            <w:pPr>
+              <w:spacing w:after="0"/>
+            </w:pPr>
+            <w:r/>
+            <w:r>
+              <w:rPr>
+                <w:b w:val="0"/>
+                <w:i w:val="0"/>
+                <w:sz w:val="15"/>
+              </w:rPr>
+              <w:t>✓</w:t>
+            </w:r>
+          </w:p>
+        </w:tc>
+      </w:tr>
+      <w:tr>
+        <w:tc>
+          <w:tcPr>
+            <w:tcW w:type="dxa" w:w="624"/>
+          </w:tcPr>
+          <w:p>
+            <w:pPr>
+              <w:spacing w:after="0"/>
+            </w:pPr>
+            <w:r/>
+            <w:r>
+              <w:rPr>
+                <w:rFonts w:ascii="JetBrains Mono" w:hAnsi="JetBrains Mono" w:eastAsia="JetBrains Mono"/>
+                <w:b w:val="0"/>
+                <w:i w:val="0"/>
+                <w:sz w:val="12"/>
+              </w:rPr>
+              <w:t>F-67</w:t>
+            </w:r>
+          </w:p>
+        </w:tc>
+        <w:tc>
+          <w:tcPr>
+            <w:tcW w:type="dxa" w:w="1928"/>
+          </w:tcPr>
+          <w:p>
+            <w:pPr>
+              <w:spacing w:after="0"/>
+            </w:pPr>
+            <w:r/>
+            <w:r>
+              <w:rPr>
+                <w:b w:val="0"/>
+                <w:i w:val="0"/>
+                <w:sz w:val="15"/>
+              </w:rPr>
+              <w:t>128.6</w:t>
+            </w:r>
+          </w:p>
+        </w:tc>
+        <w:tc>
+          <w:tcPr>
+            <w:tcW w:type="dxa" w:w="3402"/>
+          </w:tcPr>
+          <w:p>
+            <w:pPr>
+              <w:spacing w:after="0"/>
+            </w:pPr>
+            <w:r/>
+            <w:r>
+              <w:rPr>
+                <w:rFonts w:ascii="JetBrains Mono" w:hAnsi="JetBrains Mono" w:eastAsia="JetBrains Mono"/>
+                <w:b w:val="0"/>
+                <w:i w:val="0"/>
+                <w:sz w:val="12"/>
+              </w:rPr>
+              <w:t>outputs/results.json closed_loop</w:t>
+            </w:r>
+            <w:r>
+              <w:rPr>
+                <w:b w:val="0"/>
+                <w:i w:val="0"/>
+                <w:sz w:val="15"/>
+              </w:rPr>
+              <w:t xml:space="preserve"> · cox-sensors, crew 6, failures</w:t>
+            </w:r>
+          </w:p>
+        </w:tc>
+        <w:tc>
+          <w:tcPr>
+            <w:tcW w:type="dxa" w:w="3061"/>
+          </w:tcPr>
+          <w:p>
+            <w:pPr>
+              <w:spacing w:after="0"/>
+            </w:pPr>
+            <w:r/>
+            <w:r>
+              <w:rPr>
+                <w:b w:val="0"/>
+                <w:i w:val="0"/>
+                <w:sz w:val="15"/>
+              </w:rPr>
+              <w:t>-</w:t>
+            </w:r>
+          </w:p>
+        </w:tc>
+        <w:tc>
+          <w:tcPr>
+            <w:tcW w:type="dxa" w:w="850"/>
+          </w:tcPr>
+          <w:p>
+            <w:pPr>
+              <w:spacing w:after="0"/>
+            </w:pPr>
+            <w:r/>
+            <w:r>
+              <w:rPr>
+                <w:b w:val="0"/>
+                <w:i w:val="0"/>
+                <w:sz w:val="15"/>
+              </w:rPr>
+              <w:t>✓</w:t>
+            </w:r>
+          </w:p>
+        </w:tc>
+      </w:tr>
+      <w:tr>
+        <w:tc>
+          <w:tcPr>
+            <w:tcW w:type="dxa" w:w="624"/>
+            <w:shd w:val="clear" w:color="auto" w:fill="F3F4F6"/>
+          </w:tcPr>
+          <w:p>
+            <w:pPr>
+              <w:spacing w:after="0"/>
+            </w:pPr>
+            <w:r/>
+            <w:r>
+              <w:rPr>
+                <w:rFonts w:ascii="JetBrains Mono" w:hAnsi="JetBrains Mono" w:eastAsia="JetBrains Mono"/>
+                <w:b w:val="0"/>
+                <w:i w:val="0"/>
+                <w:sz w:val="12"/>
+              </w:rPr>
+              <w:t>F-68</w:t>
+            </w:r>
+          </w:p>
+        </w:tc>
+        <w:tc>
+          <w:tcPr>
+            <w:tcW w:type="dxa" w:w="1928"/>
+            <w:shd w:val="clear" w:color="auto" w:fill="F3F4F6"/>
+          </w:tcPr>
+          <w:p>
+            <w:pPr>
+              <w:spacing w:after="0"/>
+            </w:pPr>
+            <w:r/>
+            <w:r>
+              <w:rPr>
+                <w:b w:val="0"/>
+                <w:i w:val="0"/>
+                <w:sz w:val="15"/>
+              </w:rPr>
+              <w:t>3.40M</w:t>
+            </w:r>
+          </w:p>
+        </w:tc>
+        <w:tc>
+          <w:tcPr>
+            <w:tcW w:type="dxa" w:w="3402"/>
+            <w:shd w:val="clear" w:color="auto" w:fill="F3F4F6"/>
+          </w:tcPr>
+          <w:p>
+            <w:pPr>
+              <w:spacing w:after="0"/>
+            </w:pPr>
+            <w:r/>
+            <w:r>
+              <w:rPr>
+                <w:rFonts w:ascii="JetBrains Mono" w:hAnsi="JetBrains Mono" w:eastAsia="JetBrains Mono"/>
+                <w:b w:val="0"/>
+                <w:i w:val="0"/>
+                <w:sz w:val="12"/>
+              </w:rPr>
+              <w:t>outputs/results.json closed_loop</w:t>
+            </w:r>
+            <w:r>
+              <w:rPr>
+                <w:b w:val="0"/>
+                <w:i w:val="0"/>
+                <w:sz w:val="15"/>
+              </w:rPr>
+              <w:t xml:space="preserve"> · cox-sensors, crew 6, cost_total</w:t>
+            </w:r>
+          </w:p>
+        </w:tc>
+        <w:tc>
+          <w:tcPr>
+            <w:tcW w:type="dxa" w:w="3061"/>
+            <w:shd w:val="clear" w:color="auto" w:fill="F3F4F6"/>
+          </w:tcPr>
+          <w:p>
+            <w:pPr>
+              <w:spacing w:after="0"/>
+            </w:pPr>
+            <w:r/>
+            <w:r>
+              <w:rPr>
+                <w:b w:val="0"/>
+                <w:i w:val="0"/>
+                <w:sz w:val="15"/>
+              </w:rPr>
+              <w:t>/ 1e6</w:t>
+            </w:r>
+          </w:p>
+        </w:tc>
+        <w:tc>
+          <w:tcPr>
+            <w:tcW w:type="dxa" w:w="850"/>
+            <w:shd w:val="clear" w:color="auto" w:fill="F3F4F6"/>
+          </w:tcPr>
+          <w:p>
+            <w:pPr>
+              <w:spacing w:after="0"/>
+            </w:pPr>
+            <w:r/>
+            <w:r>
+              <w:rPr>
+                <w:b w:val="0"/>
+                <w:i w:val="0"/>
+                <w:sz w:val="15"/>
+              </w:rPr>
+              <w:t>✓</w:t>
+            </w:r>
+          </w:p>
+        </w:tc>
+      </w:tr>
+      <w:tr>
+        <w:tc>
+          <w:tcPr>
+            <w:tcW w:type="dxa" w:w="624"/>
+          </w:tcPr>
+          <w:p>
+            <w:pPr>
+              <w:spacing w:after="0"/>
+            </w:pPr>
+            <w:r/>
+            <w:r>
+              <w:rPr>
+                <w:rFonts w:ascii="JetBrains Mono" w:hAnsi="JetBrains Mono" w:eastAsia="JetBrains Mono"/>
+                <w:b w:val="0"/>
+                <w:i w:val="0"/>
+                <w:sz w:val="12"/>
+              </w:rPr>
+              <w:t>F-69</w:t>
+            </w:r>
+          </w:p>
+        </w:tc>
+        <w:tc>
+          <w:tcPr>
+            <w:tcW w:type="dxa" w:w="1928"/>
+          </w:tcPr>
+          <w:p>
+            <w:pPr>
+              <w:spacing w:after="0"/>
+            </w:pPr>
+            <w:r/>
+            <w:r>
+              <w:rPr>
+                <w:b w:val="0"/>
+                <w:i w:val="0"/>
+                <w:sz w:val="15"/>
+              </w:rPr>
+              <w:t>higher uptime in all 5 runs</w:t>
+            </w:r>
+          </w:p>
+        </w:tc>
+        <w:tc>
+          <w:tcPr>
+            <w:tcW w:type="dxa" w:w="3402"/>
+          </w:tcPr>
+          <w:p>
+            <w:pPr>
+              <w:spacing w:after="0"/>
+            </w:pPr>
+            <w:r/>
+            <w:r>
+              <w:rPr>
+                <w:rFonts w:ascii="JetBrains Mono" w:hAnsi="JetBrains Mono" w:eastAsia="JetBrains Mono"/>
+                <w:b w:val="0"/>
+                <w:i w:val="0"/>
+                <w:sz w:val="12"/>
+              </w:rPr>
               <w:t>outputs/results.json</w:t>
             </w:r>
             <w:r>
@@ -28059,7 +28662,7 @@
                 <w:i w:val="0"/>
                 <w:sz w:val="15"/>
               </w:rPr>
-              <w:t xml:space="preserve"> · gbm_caught_by_mode.sudden</w:t>
+              <w:t xml:space="preserve"> · paired_gbm_minus.cox-sensors.seeds_gbm_better_uptime</w:t>
             </w:r>
           </w:p>
         </w:tc>
@@ -28078,6 +28681,117 @@
                 <w:i w:val="0"/>
                 <w:sz w:val="15"/>
               </w:rPr>
+              <w:t>== 5</w:t>
+            </w:r>
+          </w:p>
+        </w:tc>
+        <w:tc>
+          <w:tcPr>
+            <w:tcW w:type="dxa" w:w="850"/>
+          </w:tcPr>
+          <w:p>
+            <w:pPr>
+              <w:spacing w:after="0"/>
+            </w:pPr>
+            <w:r/>
+            <w:r>
+              <w:rPr>
+                <w:b w:val="0"/>
+                <w:i w:val="0"/>
+                <w:sz w:val="15"/>
+              </w:rPr>
+              <w:t>✓</w:t>
+            </w:r>
+          </w:p>
+        </w:tc>
+      </w:tr>
+      <w:tr>
+        <w:tc>
+          <w:tcPr>
+            <w:tcW w:type="dxa" w:w="624"/>
+            <w:shd w:val="clear" w:color="auto" w:fill="F3F4F6"/>
+          </w:tcPr>
+          <w:p>
+            <w:pPr>
+              <w:spacing w:after="0"/>
+            </w:pPr>
+            <w:r/>
+            <w:r>
+              <w:rPr>
+                <w:rFonts w:ascii="JetBrains Mono" w:hAnsi="JetBrains Mono" w:eastAsia="JetBrains Mono"/>
+                <w:b w:val="0"/>
+                <w:i w:val="0"/>
+                <w:sz w:val="12"/>
+              </w:rPr>
+              <w:t>F-70</w:t>
+            </w:r>
+          </w:p>
+        </w:tc>
+        <w:tc>
+          <w:tcPr>
+            <w:tcW w:type="dxa" w:w="1928"/>
+            <w:shd w:val="clear" w:color="auto" w:fill="F3F4F6"/>
+          </w:tcPr>
+          <w:p>
+            <w:pPr>
+              <w:spacing w:after="0"/>
+            </w:pPr>
+            <w:r/>
+            <w:r>
+              <w:rPr>
+                <w:b w:val="0"/>
+                <w:i w:val="0"/>
+                <w:sz w:val="15"/>
+              </w:rPr>
+              <w:t>Test each one in a simulated year · same plant and same random start · the crew's work orders come from the winner · PICKED</w:t>
+            </w:r>
+          </w:p>
+        </w:tc>
+        <w:tc>
+          <w:tcPr>
+            <w:tcW w:type="dxa" w:w="3402"/>
+            <w:shd w:val="clear" w:color="auto" w:fill="F3F4F6"/>
+          </w:tcPr>
+          <w:p>
+            <w:pPr>
+              <w:spacing w:after="0"/>
+            </w:pPr>
+            <w:r/>
+            <w:r>
+              <w:rPr>
+                <w:rFonts w:ascii="JetBrains Mono" w:hAnsi="JetBrains Mono" w:eastAsia="JetBrains Mono"/>
+                <w:b w:val="0"/>
+                <w:i w:val="0"/>
+                <w:sz w:val="12"/>
+              </w:rPr>
+              <w:t>src/predictive_maintenance/cli.py (closed_loop, build(... 'gbm-sensors')); simulate.py (run_policy); tests/test_plant.py (test_fork_gives_every_policy_the_same_future); docs/adr/0001-judge-policies-in-closed-loop.md; README design decision 'Which risk model drives the crew'</w:t>
+            </w:r>
+            <w:r>
+              <w:rPr>
+                <w:b w:val="0"/>
+                <w:i w:val="0"/>
+                <w:sz w:val="15"/>
+              </w:rPr>
+              <w:t xml:space="preserve"> · -</w:t>
+            </w:r>
+          </w:p>
+        </w:tc>
+        <w:tc>
+          <w:tcPr>
+            <w:tcW w:type="dxa" w:w="3061"/>
+            <w:shd w:val="clear" w:color="auto" w:fill="F3F4F6"/>
+          </w:tcPr>
+          <w:p>
+            <w:pPr>
+              <w:spacing w:after="0"/>
+            </w:pPr>
+            <w:r/>
+            <w:r>
+              <w:rPr>
+                <w:b w:val="0"/>
+                <w:i w:val="0"/>
+                <w:sz w:val="15"/>
+              </w:rPr>
               <w:t>-</w:t>
             </w:r>
           </w:p>
@@ -28085,6 +28799,7 @@
         <w:tc>
           <w:tcPr>
             <w:tcW w:type="dxa" w:w="850"/>
+            <w:shd w:val="clear" w:color="auto" w:fill="F3F4F6"/>
           </w:tcPr>
           <w:p>
             <w:pPr>
@@ -28115,7 +28830,7 @@
           <w:i w:val="0"/>
           <w:sz w:val="18"/>
         </w:rPr>
-        <w:t>Assumptions: A-02, A-07, A-09</w:t>
+        <w:t>Assumptions: A-07, A-08, A-09</w:t>
       </w:r>
     </w:p>
     <w:p>
@@ -28142,7 +28857,21 @@
           <w:i w:val="0"/>
           <w:sz w:val="18"/>
         </w:rPr>
-        <w:t>• Bar lengths: 900 px track = 0.66 pp (the oracle).</w:t>
+        <w:t>• Bars share one scale in both panels: 260 px track = 1.0 (C-index) or 100% (failures caught). Grey bars are the options compared; mint marks the picked policy; coral only labels the trap.</w:t>
+      </w:r>
+    </w:p>
+    <w:p>
+      <w:pPr>
+        <w:spacing w:after="20"/>
+        <w:ind w:left="283"/>
+      </w:pPr>
+      <w:r>
+        <w:rPr>
+          <w:b w:val="0"/>
+          <w:i w:val="0"/>
+          <w:sz w:val="18"/>
+        </w:rPr>
+        <w:t>• 'PICKED' is the author's choice recorded in the README design decisions and enforced in cli.py, where the work orders are built from gbm-sensors; the code does not pick the model automatically.</w:t>
       </w:r>
     </w:p>
     <w:p>
@@ -28152,7 +28881,7 @@
           <w:i w:val="0"/>
           <w:sz w:val="18"/>
         </w:rPr>
-        <w:t>To change this slide: Rows #twist-r1..r4 (bar widths are inline styles) in compositions/s06-twist.html.</w:t>
+        <w:t>To change this slide: Rows #twist-l1..l3 and #twist-r1..r3 (bar widths are inline styles), notes and payoff in compositions/s06-twist.html.</w:t>
       </w:r>
     </w:p>
     <w:p>
@@ -28176,7 +28905,7 @@
           <w:color w:val="4B5563"/>
           <w:sz w:val="18"/>
         </w:rPr>
-        <w:t xml:space="preserve">81.6-86.0 s · composition </w:t>
+        <w:t xml:space="preserve">84.4-88.8 s · composition </w:t>
       </w:r>
       <w:r>
         <w:rPr>
@@ -28312,7 +29041,22 @@
           <w:color w:val="4B5563"/>
           <w:sz w:val="18"/>
         </w:rPr>
-        <w:t>$ make run   # 200 machines, 7 policies × 5 forks, ~2 min</w:t>
+        <w:t>$ make run   # 200 machines, 7 policies × 5 runs, ~2 min</w:t>
+      </w:r>
+    </w:p>
+    <w:p>
+      <w:pPr>
+        <w:spacing w:after="20"/>
+        <w:ind w:left="283"/>
+      </w:pPr>
+      <w:r>
+        <w:rPr>
+          <w:b w:val="0"/>
+          <w:i w:val="0"/>
+          <w:color w:val="4B5563"/>
+          <w:sz w:val="18"/>
+        </w:rPr>
+        <w:t>One command rebuilds every table the numbers in this video come from.</w:t>
       </w:r>
     </w:p>
     <w:p>
@@ -28488,7 +29232,7 @@
                 <w:i w:val="0"/>
                 <w:sz w:val="15"/>
               </w:rPr>
-              <w:t>7 policies × 5 forks</w:t>
+              <w:t>7 policies × 5 runs</w:t>
             </w:r>
           </w:p>
         </w:tc>
@@ -28516,7 +29260,7 @@
                 <w:i w:val="0"/>
                 <w:sz w:val="15"/>
               </w:rPr>
-              <w:t xml:space="preserve"> · distinct policies at crew 6; distinct seeds</w:t>
+              <w:t xml:space="preserve"> · distinct policies at crew 6; distinct seeds (forks)</w:t>
             </w:r>
           </w:p>
         </w:tc>
@@ -29296,7 +30040,7 @@
                 <w:i w:val="0"/>
                 <w:sz w:val="15"/>
               </w:rPr>
-              <w:t>F-17, F-34, F-35, F-37, F-53, F-54, F-59, F-60</w:t>
+              <w:t>F-17, F-34, F-35, F-37, F-53, F-54</w:t>
             </w:r>
           </w:p>
         </w:tc>
@@ -29416,7 +30160,7 @@
                 <w:i w:val="0"/>
                 <w:sz w:val="15"/>
               </w:rPr>
-              <w:t>05, 07, 08</w:t>
+              <w:t>05, 07, 08, 09</w:t>
             </w:r>
           </w:p>
         </w:tc>
@@ -29517,7 +30261,7 @@
                 <w:i w:val="0"/>
                 <w:sz w:val="15"/>
               </w:rPr>
-              <w:t>02, 05, 07, 08</w:t>
+              <w:t>02, 05, 07, 08, 09</w:t>
             </w:r>
           </w:p>
         </w:tc>
@@ -29718,7 +30462,7 @@
                 <w:i w:val="0"/>
                 <w:sz w:val="15"/>
               </w:rPr>
-              <w:t>08</w:t>
+              <w:t>08, 09</w:t>
             </w:r>
           </w:p>
         </w:tc>
@@ -29799,7 +30543,7 @@
                 <w:i w:val="0"/>
                 <w:sz w:val="15"/>
               </w:rPr>
-              <w:t>F-11, F-12, F-13, F-30, F-38, F-39, F-46, F-47, F-48, F-49, F-50, F-51, F-52, F-53, F-54, F-55, F-56, F-57, F-58, F-59</w:t>
+              <w:t>F-11, F-12, F-13, F-30, F-38, F-39, F-46, F-47, F-49, F-50, F-51, F-52, F-53, F-54, F-55, F-65, F-66, F-67, F-68, F-69, F-70</w:t>
             </w:r>
           </w:p>
         </w:tc>
@@ -29899,7 +30643,7 @@
                 <w:i w:val="0"/>
                 <w:sz w:val="15"/>
               </w:rPr>
-              <w:t>F-16, F-17, F-37, F-43, F-53, F-60</w:t>
+              <w:t>F-16, F-17, F-37, F-43, F-53, F-65, F-66</w:t>
             </w:r>
           </w:p>
         </w:tc>
@@ -30000,7 +30744,7 @@
                 <w:i w:val="0"/>
                 <w:sz w:val="15"/>
               </w:rPr>
-              <w:t>F-07, F-16, F-17, F-31, F-35, F-40, F-46, F-47, F-48, F-49, F-50, F-51, F-52, F-53, F-54, F-56, F-57, F-58, F-59</w:t>
+              <w:t>F-07, F-14, F-15, F-16, F-17, F-31, F-35, F-40, F-46, F-47, F-49, F-50, F-51, F-52, F-53, F-54, F-64, F-65, F-66, F-67, F-68</w:t>
             </w:r>
           </w:p>
         </w:tc>
@@ -30261,7 +31005,35 @@
           <w:i w:val="0"/>
           <w:sz w:val="19"/>
         </w:rPr>
-        <w:t>• '+0.47 pp' is the paired mean from results.json; it equals the difference of the two 5-fork mean uptimes.</w:t>
+        <w:t>• On screen, 'runs' means the 5 closed-loop forks (seeds 101-105); 'simulated year' means one 365-day closed-loop run from a fork.</w:t>
+      </w:r>
+    </w:p>
+    <w:p>
+      <w:pPr>
+        <w:spacing w:after="40"/>
+        <w:ind w:left="227"/>
+      </w:pPr>
+      <w:r>
+        <w:rPr>
+          <w:b w:val="0"/>
+          <w:i w:val="0"/>
+          <w:sz w:val="19"/>
+        </w:rPr>
+        <w:t>• Dropped from slide 09 in this version (README 'What disappoints' still reports both): hand-set alarm limits get most of the way (the model adds +0.17 pp uptime over them, +0.47 pp over the calendar), and sudden failures are untouched (1 of 189 caught; 38 of the 44 breakdowns a year that remain). The repo implements no fix for either; README 'Known limitations' and 'Insights' name the next steps (vibration spectra, an inspect-or-repair policy).</w:t>
+      </w:r>
+    </w:p>
+    <w:p>
+      <w:pPr>
+        <w:spacing w:after="40"/>
+        <w:ind w:left="227"/>
+      </w:pPr>
+      <w:r>
+        <w:rPr>
+          <w:b w:val="0"/>
+          <w:i w:val="0"/>
+          <w:sz w:val="19"/>
+        </w:rPr>
+        <w:t>• Slide 09's fix is about how the model was chosen (closed-loop year vs C-index); the C-index figures are offline on the held-out third year, the failures-caught figures are closed-loop means of 5 forks at crew 6.</w:t>
       </w:r>
     </w:p>
     <w:p>
